--- a/Documentation/Brainstorming & Ideation Phase/Define Problem Statements Template.docx
+++ b/Documentation/Brainstorming & Ideation Phase/Define Problem Statements Template.docx
@@ -1,219 +1,172 @@
 
 <file path=word/document.xml><?xml version="1.0" encoding="utf-8"?>
-<w:document xmlns:mc="http://schemas.openxmlformats.org/markup-compatibility/2006" xmlns:o="urn:schemas-microsoft-com:office:office" xmlns:r="http://schemas.openxmlformats.org/officeDocument/2006/relationships" xmlns:m="http://schemas.openxmlformats.org/officeDocument/2006/math" xmlns:v="urn:schemas-microsoft-com:vml" xmlns:wp="http://schemas.openxmlformats.org/drawingml/2006/wordprocessingDrawing" xmlns:w10="urn:schemas-microsoft-com:office:word" xmlns:w="http://schemas.openxmlformats.org/wordprocessingml/2006/main" xmlns:wne="http://schemas.microsoft.com/office/word/2006/wordml" xmlns:sl="http://schemas.openxmlformats.org/schemaLibrary/2006/main" xmlns:a="http://schemas.openxmlformats.org/drawingml/2006/main" xmlns:pic="http://schemas.openxmlformats.org/drawingml/2006/picture" xmlns:c="http://schemas.openxmlformats.org/drawingml/2006/chart" xmlns:lc="http://schemas.openxmlformats.org/drawingml/2006/lockedCanvas" xmlns:dgm="http://schemas.openxmlformats.org/drawingml/2006/diagram" xmlns:wps="http://schemas.microsoft.com/office/word/2010/wordprocessingShape" xmlns:wpg="http://schemas.microsoft.com/office/word/2010/wordprocessingGroup" xmlns:w14="http://schemas.microsoft.com/office/word/2010/wordml" xmlns:w15="http://schemas.microsoft.com/office/word/2012/wordml" xmlns:w16="http://schemas.microsoft.com/office/word/2018/wordml" xmlns:w16cex="http://schemas.microsoft.com/office/word/2018/wordml/cex" xmlns:w16cid="http://schemas.microsoft.com/office/word/2016/wordml/cid" xmlns="http://schemas.microsoft.com/office/tasks/2019/documenttasks" xmlns:cr="http://schemas.microsoft.com/office/comments/2020/reactions">
+<w:document xmlns:wpc="http://schemas.microsoft.com/office/word/2010/wordprocessingCanvas" xmlns:cx="http://schemas.microsoft.com/office/drawing/2014/chartex" xmlns:cx1="http://schemas.microsoft.com/office/drawing/2015/9/8/chartex" xmlns:cx2="http://schemas.microsoft.com/office/drawing/2015/10/21/chartex" xmlns:cx3="http://schemas.microsoft.com/office/drawing/2016/5/9/chartex" xmlns:cx4="http://schemas.microsoft.com/office/drawing/2016/5/10/chartex" xmlns:cx5="http://schemas.microsoft.com/office/drawing/2016/5/11/chartex" xmlns:cx6="http://schemas.microsoft.com/office/drawing/2016/5/12/chartex" xmlns:cx7="http://schemas.microsoft.com/office/drawing/2016/5/13/chartex" xmlns:cx8="http://schemas.microsoft.com/office/drawing/2016/5/14/chartex" xmlns:mc="http://schemas.openxmlformats.org/markup-compatibility/2006" xmlns:aink="http://schemas.microsoft.com/office/drawing/2016/ink" xmlns:am3d="http://schemas.microsoft.com/office/drawing/2017/model3d" xmlns:o="urn:schemas-microsoft-com:office:office" xmlns:oel="http://schemas.microsoft.com/office/2019/extlst" xmlns:r="http://schemas.openxmlformats.org/officeDocument/2006/relationships" xmlns:m="http://schemas.openxmlformats.org/officeDocument/2006/math" xmlns:v="urn:schemas-microsoft-com:vml" xmlns:wp14="http://schemas.microsoft.com/office/word/2010/wordprocessingDrawing" xmlns:wp="http://schemas.openxmlformats.org/drawingml/2006/wordprocessingDrawing" xmlns:w10="urn:schemas-microsoft-com:office:word" xmlns:w="http://schemas.openxmlformats.org/wordprocessingml/2006/main" xmlns:w14="http://schemas.microsoft.com/office/word/2010/wordml" xmlns:w15="http://schemas.microsoft.com/office/word/2012/wordml" xmlns:w16cex="http://schemas.microsoft.com/office/word/2018/wordml/cex" xmlns:w16cid="http://schemas.microsoft.com/office/word/2016/wordml/cid" xmlns:w16="http://schemas.microsoft.com/office/word/2018/wordml" xmlns:w16du="http://schemas.microsoft.com/office/word/2023/wordml/word16du" xmlns:w16sdtdh="http://schemas.microsoft.com/office/word/2020/wordml/sdtdatahash" xmlns:w16sdtfl="http://schemas.microsoft.com/office/word/2024/wordml/sdtformatlock" xmlns:w16se="http://schemas.microsoft.com/office/word/2015/wordml/symex" xmlns:wpg="http://schemas.microsoft.com/office/word/2010/wordprocessingGroup" xmlns:wpi="http://schemas.microsoft.com/office/word/2010/wordprocessingInk" xmlns:wne="http://schemas.microsoft.com/office/word/2006/wordml" xmlns:wps="http://schemas.microsoft.com/office/word/2010/wordprocessingShape" mc:Ignorable="w14 w15 w16se w16cid w16 w16cex w16sdtdh w16sdtfl w16du wp14">
   <w:body>
     <w:p>
       <w:pPr>
-        <w:spacing w:after="0" w:lineRule="auto"/>
+        <w:spacing w:after="0"/>
         <w:jc w:val="center"/>
         <w:rPr>
-          <w:b w:val="1"/>
+          <w:b/>
           <w:sz w:val="28"/>
           <w:szCs w:val="28"/>
         </w:rPr>
       </w:pPr>
       <w:r>
         <w:rPr>
-          <w:b w:val="1"/>
+          <w:b/>
           <w:sz w:val="28"/>
           <w:szCs w:val="28"/>
-          <w:rtl w:val="0"/>
         </w:rPr>
-        <w:t xml:space="preserve">Ideation Phase</w:t>
+        <w:t>Ideation Phase</w:t>
       </w:r>
     </w:p>
     <w:p>
       <w:pPr>
-        <w:spacing w:after="0" w:lineRule="auto"/>
+        <w:spacing w:after="0"/>
         <w:jc w:val="center"/>
         <w:rPr>
-          <w:b w:val="1"/>
+          <w:b/>
           <w:sz w:val="28"/>
           <w:szCs w:val="28"/>
         </w:rPr>
       </w:pPr>
       <w:r>
         <w:rPr>
-          <w:b w:val="1"/>
+          <w:b/>
           <w:sz w:val="28"/>
           <w:szCs w:val="28"/>
-          <w:rtl w:val="0"/>
         </w:rPr>
-        <w:t xml:space="preserve">Define the Problem Statements</w:t>
+        <w:t>Define the Problem Statements</w:t>
       </w:r>
     </w:p>
     <w:p>
       <w:pPr>
-        <w:spacing w:after="0" w:lineRule="auto"/>
+        <w:spacing w:after="0"/>
         <w:jc w:val="center"/>
         <w:rPr>
-          <w:b w:val="1"/>
+          <w:b/>
           <w:sz w:val="28"/>
           <w:szCs w:val="28"/>
         </w:rPr>
       </w:pPr>
-      <w:r>
-        <w:rPr>
-          <w:rtl w:val="0"/>
-        </w:rPr>
-      </w:r>
     </w:p>
     <w:tbl>
       <w:tblPr>
-        <w:tblStyle w:val="Table1"/>
-        <w:tblW w:w="9016.0" w:type="dxa"/>
-        <w:jc w:val="left"/>
+        <w:tblStyle w:val="a"/>
+        <w:tblW w:w="9016" w:type="dxa"/>
         <w:tblBorders>
-          <w:top w:color="000000" w:space="0" w:sz="4" w:val="single"/>
-          <w:left w:color="000000" w:space="0" w:sz="4" w:val="single"/>
-          <w:bottom w:color="000000" w:space="0" w:sz="4" w:val="single"/>
-          <w:right w:color="000000" w:space="0" w:sz="4" w:val="single"/>
-          <w:insideH w:color="000000" w:space="0" w:sz="4" w:val="single"/>
-          <w:insideV w:color="000000" w:space="0" w:sz="4" w:val="single"/>
+          <w:top w:val="single" w:sz="4" w:space="0" w:color="000000"/>
+          <w:left w:val="single" w:sz="4" w:space="0" w:color="000000"/>
+          <w:bottom w:val="single" w:sz="4" w:space="0" w:color="000000"/>
+          <w:right w:val="single" w:sz="4" w:space="0" w:color="000000"/>
+          <w:insideH w:val="single" w:sz="4" w:space="0" w:color="000000"/>
+          <w:insideV w:val="single" w:sz="4" w:space="0" w:color="000000"/>
         </w:tblBorders>
         <w:tblLayout w:type="fixed"/>
-        <w:tblLook w:val="0400"/>
+        <w:tblLook w:val="0400" w:firstRow="0" w:lastRow="0" w:firstColumn="0" w:lastColumn="0" w:noHBand="0" w:noVBand="1"/>
       </w:tblPr>
       <w:tblGrid>
         <w:gridCol w:w="4508"/>
         <w:gridCol w:w="4508"/>
-        <w:tblGridChange w:id="0">
-          <w:tblGrid>
-            <w:gridCol w:w="4508"/>
-            <w:gridCol w:w="4508"/>
-          </w:tblGrid>
-        </w:tblGridChange>
       </w:tblGrid>
       <w:tr>
-        <w:trPr>
-          <w:cantSplit w:val="0"/>
-          <w:tblHeader w:val="0"/>
-        </w:trPr>
-        <w:tc>
-          <w:tcPr/>
-          <w:p>
-            <w:pPr>
-              <w:rPr/>
-            </w:pPr>
-            <w:r>
-              <w:rPr>
-                <w:rtl w:val="0"/>
-              </w:rPr>
-              <w:t xml:space="preserve">Date</w:t>
-            </w:r>
-          </w:p>
-        </w:tc>
-        <w:tc>
-          <w:tcPr/>
-          <w:p>
-            <w:pPr>
-              <w:rPr/>
-            </w:pPr>
-            <w:r>
-              <w:rPr>
-                <w:rtl w:val="0"/>
-              </w:rPr>
-              <w:t xml:space="preserve">31 January 2025</w:t>
+        <w:tc>
+          <w:tcPr>
+            <w:tcW w:w="4508" w:type="dxa"/>
+          </w:tcPr>
+          <w:p>
+            <w:r>
+              <w:t>Date</w:t>
+            </w:r>
+          </w:p>
+        </w:tc>
+        <w:tc>
+          <w:tcPr>
+            <w:tcW w:w="4508" w:type="dxa"/>
+          </w:tcPr>
+          <w:p>
+            <w:r>
+              <w:t xml:space="preserve">26 </w:t>
+            </w:r>
+            <w:proofErr w:type="spellStart"/>
+            <w:r>
+              <w:t>june</w:t>
+            </w:r>
+            <w:proofErr w:type="spellEnd"/>
+            <w:r>
+              <w:t xml:space="preserve"> 2026</w:t>
             </w:r>
           </w:p>
         </w:tc>
       </w:tr>
       <w:tr>
-        <w:trPr>
-          <w:cantSplit w:val="0"/>
-          <w:tblHeader w:val="0"/>
-        </w:trPr>
-        <w:tc>
-          <w:tcPr/>
-          <w:p>
-            <w:pPr>
-              <w:rPr/>
-            </w:pPr>
-            <w:r>
-              <w:rPr>
-                <w:rtl w:val="0"/>
-              </w:rPr>
-              <w:t xml:space="preserve">Team ID</w:t>
-            </w:r>
-          </w:p>
-        </w:tc>
-        <w:tc>
-          <w:tcPr/>
-          <w:p>
-            <w:pPr>
-              <w:rPr/>
-            </w:pPr>
-            <w:r>
-              <w:rPr>
-                <w:rtl w:val="0"/>
-              </w:rPr>
+        <w:tc>
+          <w:tcPr>
+            <w:tcW w:w="4508" w:type="dxa"/>
+          </w:tcPr>
+          <w:p>
+            <w:r>
+              <w:t>Team ID</w:t>
+            </w:r>
+          </w:p>
+        </w:tc>
+        <w:tc>
+          <w:tcPr>
+            <w:tcW w:w="4508" w:type="dxa"/>
+          </w:tcPr>
+          <w:p>
+            <w:r>
+              <w:t>Solo</w:t>
             </w:r>
           </w:p>
         </w:tc>
       </w:tr>
       <w:tr>
-        <w:trPr>
-          <w:cantSplit w:val="0"/>
-          <w:tblHeader w:val="0"/>
-        </w:trPr>
-        <w:tc>
-          <w:tcPr/>
-          <w:p>
-            <w:pPr>
-              <w:rPr/>
-            </w:pPr>
-            <w:r>
-              <w:rPr>
-                <w:rtl w:val="0"/>
-              </w:rPr>
-              <w:t xml:space="preserve">Project Name</w:t>
-            </w:r>
-          </w:p>
-        </w:tc>
-        <w:tc>
-          <w:tcPr/>
-          <w:p>
-            <w:pPr>
-              <w:rPr/>
-            </w:pPr>
-            <w:r>
-              <w:rPr>
-                <w:rtl w:val="0"/>
-              </w:rPr>
+        <w:tc>
+          <w:tcPr>
+            <w:tcW w:w="4508" w:type="dxa"/>
+          </w:tcPr>
+          <w:p>
+            <w:r>
+              <w:t>Project Name</w:t>
+            </w:r>
+          </w:p>
+        </w:tc>
+        <w:tc>
+          <w:tcPr>
+            <w:tcW w:w="4508" w:type="dxa"/>
+          </w:tcPr>
+          <w:p>
+            <w:proofErr w:type="spellStart"/>
+            <w:r>
+              <w:t>ShopEZ</w:t>
+            </w:r>
+            <w:proofErr w:type="spellEnd"/>
+            <w:r>
+              <w:t xml:space="preserve"> ecommerce application</w:t>
             </w:r>
           </w:p>
         </w:tc>
       </w:tr>
       <w:tr>
-        <w:trPr>
-          <w:cantSplit w:val="0"/>
-          <w:tblHeader w:val="0"/>
-        </w:trPr>
-        <w:tc>
-          <w:tcPr/>
-          <w:p>
-            <w:pPr>
-              <w:rPr/>
-            </w:pPr>
-            <w:r>
-              <w:rPr>
-                <w:rtl w:val="0"/>
-              </w:rPr>
-              <w:t xml:space="preserve">Maximum Marks</w:t>
-            </w:r>
-          </w:p>
-        </w:tc>
-        <w:tc>
-          <w:tcPr/>
-          <w:p>
-            <w:pPr>
-              <w:rPr/>
-            </w:pPr>
-            <w:r>
-              <w:rPr>
-                <w:rtl w:val="0"/>
-              </w:rPr>
-              <w:t xml:space="preserve">2 Marks</w:t>
+        <w:tc>
+          <w:tcPr>
+            <w:tcW w:w="4508" w:type="dxa"/>
+          </w:tcPr>
+          <w:p>
+            <w:r>
+              <w:t>Maximum Marks</w:t>
+            </w:r>
+          </w:p>
+        </w:tc>
+        <w:tc>
+          <w:tcPr>
+            <w:tcW w:w="4508" w:type="dxa"/>
+          </w:tcPr>
+          <w:p>
+            <w:r>
+              <w:t>2 Marks</w:t>
             </w:r>
           </w:p>
         </w:tc>
@@ -222,33 +175,27 @@
     <w:p>
       <w:pPr>
         <w:rPr>
-          <w:b w:val="1"/>
+          <w:b/>
+          <w:sz w:val="24"/>
+          <w:szCs w:val="24"/>
+        </w:rPr>
+      </w:pPr>
+    </w:p>
+    <w:p>
+      <w:pPr>
+        <w:rPr>
+          <w:b/>
           <w:sz w:val="24"/>
           <w:szCs w:val="24"/>
         </w:rPr>
       </w:pPr>
       <w:r>
         <w:rPr>
-          <w:rtl w:val="0"/>
-        </w:rPr>
-      </w:r>
-    </w:p>
-    <w:p>
-      <w:pPr>
-        <w:rPr>
-          <w:b w:val="1"/>
+          <w:b/>
           <w:sz w:val="24"/>
           <w:szCs w:val="24"/>
         </w:rPr>
-      </w:pPr>
-      <w:r>
-        <w:rPr>
-          <w:b w:val="1"/>
-          <w:sz w:val="24"/>
-          <w:szCs w:val="24"/>
-          <w:rtl w:val="0"/>
-        </w:rPr>
-        <w:t xml:space="preserve">Customer Problem Statement Template:</w:t>
+        <w:t>Customer Problem Statement Template:</w:t>
       </w:r>
     </w:p>
     <w:p>
@@ -263,9 +210,8 @@
         <w:rPr>
           <w:sz w:val="24"/>
           <w:szCs w:val="24"/>
-          <w:rtl w:val="0"/>
         </w:rPr>
-        <w:t xml:space="preserve">Create a problem statement to understand your customer's point of view. The Customer Problem Statement template helps you focus on what matters to create experiences people will love.</w:t>
+        <w:t>Create a problem statement to understand your customer's point of view. The Customer Problem Statement template helps you focus on what matters to create experiences people will love.</w:t>
       </w:r>
     </w:p>
     <w:p>
@@ -280,9 +226,8 @@
         <w:rPr>
           <w:sz w:val="24"/>
           <w:szCs w:val="24"/>
-          <w:rtl w:val="0"/>
         </w:rPr>
-        <w:t xml:space="preserve">A well-articulated customer problem statement allows you and your team to find the ideal solution for the challenges your customers face. Throughout the process, you’ll also be able to empathize with your customers, which helps you better understand how they perceive your product or service.</w:t>
+        <w:t>A well-articulated customer problem statement allows you and your team to find the ideal solution for the challenges your customers face. Throughout the process, you’ll also be able to empathize with your customers, which helps you better understand how they perceive your product or service.</w:t>
       </w:r>
     </w:p>
     <w:p>
@@ -298,31 +243,47 @@
           <w:szCs w:val="24"/>
         </w:rPr>
         <w:drawing>
-          <wp:inline distB="0" distT="0" distL="0" distR="0">
-            <wp:extent cx="5731510" cy="2673350"/>
-            <wp:effectExtent b="0" l="0" r="0" t="0"/>
-            <wp:docPr descr="Graphical user interface, text, application, email&#10;&#10;Description automatically generated" id="3" name="image2.png"/>
-            <a:graphic>
+          <wp:inline distT="0" distB="0" distL="0" distR="0" wp14:anchorId="53EB9910" wp14:editId="08907F56">
+            <wp:extent cx="5731510" cy="1862455"/>
+            <wp:effectExtent l="0" t="0" r="2540" b="4445"/>
+            <wp:docPr id="785035093" name="Picture 4"/>
+            <wp:cNvGraphicFramePr>
+              <a:graphicFrameLocks xmlns:a="http://schemas.openxmlformats.org/drawingml/2006/main" noChangeAspect="1"/>
+            </wp:cNvGraphicFramePr>
+            <a:graphic xmlns:a="http://schemas.openxmlformats.org/drawingml/2006/main">
               <a:graphicData uri="http://schemas.openxmlformats.org/drawingml/2006/picture">
-                <pic:pic>
+                <pic:pic xmlns:pic="http://schemas.openxmlformats.org/drawingml/2006/picture">
                   <pic:nvPicPr>
-                    <pic:cNvPr descr="Graphical user interface, text, application, email&#10;&#10;Description automatically generated" id="0" name="image2.png"/>
-                    <pic:cNvPicPr preferRelativeResize="0"/>
+                    <pic:cNvPr id="0" name="Picture 10"/>
+                    <pic:cNvPicPr>
+                      <a:picLocks noChangeAspect="1" noChangeArrowheads="1"/>
+                    </pic:cNvPicPr>
                   </pic:nvPicPr>
                   <pic:blipFill>
-                    <a:blip r:embed="rId7"/>
-                    <a:srcRect b="0" l="0" r="0" t="0"/>
+                    <a:blip r:embed="rId5" cstate="print">
+                      <a:extLst>
+                        <a:ext uri="{28A0092B-C50C-407E-A947-70E740481C1C}">
+                          <a14:useLocalDpi xmlns:a14="http://schemas.microsoft.com/office/drawing/2010/main" val="0"/>
+                        </a:ext>
+                      </a:extLst>
+                    </a:blip>
+                    <a:srcRect/>
                     <a:stretch>
                       <a:fillRect/>
                     </a:stretch>
                   </pic:blipFill>
-                  <pic:spPr>
+                  <pic:spPr bwMode="auto">
                     <a:xfrm>
                       <a:off x="0" y="0"/>
-                      <a:ext cx="5731510" cy="2673350"/>
+                      <a:ext cx="5731510" cy="1862455"/>
                     </a:xfrm>
-                    <a:prstGeom prst="rect"/>
-                    <a:ln/>
+                    <a:prstGeom prst="rect">
+                      <a:avLst/>
+                    </a:prstGeom>
+                    <a:noFill/>
+                    <a:ln>
+                      <a:noFill/>
+                    </a:ln>
                   </pic:spPr>
                 </pic:pic>
               </a:graphicData>
@@ -330,287 +291,216 @@
           </wp:inline>
         </w:drawing>
       </w:r>
-      <w:r>
-        <w:rPr>
-          <w:rtl w:val="0"/>
-        </w:rPr>
-      </w:r>
     </w:p>
     <w:p>
       <w:pPr>
         <w:rPr>
+          <w:b/>
           <w:sz w:val="24"/>
           <w:szCs w:val="24"/>
         </w:rPr>
       </w:pPr>
       <w:r>
         <w:rPr>
-          <w:sz w:val="24"/>
-          <w:szCs w:val="24"/>
-          <w:rtl w:val="0"/>
-        </w:rPr>
-        <w:t xml:space="preserve">Reference: </w:t>
-      </w:r>
-      <w:hyperlink r:id="rId8">
-        <w:r>
-          <w:rPr>
-            <w:color w:val="0563c1"/>
-            <w:sz w:val="24"/>
-            <w:szCs w:val="24"/>
-            <w:u w:val="single"/>
-            <w:rtl w:val="0"/>
-          </w:rPr>
-          <w:t xml:space="preserve">https://miro.com/templates/customer-problem-statement/</w:t>
-        </w:r>
-      </w:hyperlink>
-      <w:r>
-        <w:rPr>
-          <w:rtl w:val="0"/>
-        </w:rPr>
-      </w:r>
-    </w:p>
-    <w:p>
-      <w:pPr>
-        <w:rPr>
-          <w:b w:val="1"/>
+          <w:b/>
           <w:sz w:val="24"/>
           <w:szCs w:val="24"/>
         </w:rPr>
-      </w:pPr>
+        <w:t>Exampl</w:t>
+      </w:r>
       <w:r>
         <w:rPr>
-          <w:b w:val="1"/>
-          <w:sz w:val="24"/>
-          <w:szCs w:val="24"/>
-          <w:rtl w:val="0"/>
-        </w:rPr>
-        <w:t xml:space="preserve">Example:</w:t>
-      </w:r>
-    </w:p>
-    <w:p>
-      <w:pPr>
-        <w:rPr>
+          <w:b/>
           <w:sz w:val="24"/>
           <w:szCs w:val="24"/>
         </w:rPr>
-      </w:pPr>
-      <w:r>
-        <w:rPr>
-          <w:sz w:val="24"/>
-          <w:szCs w:val="24"/>
-        </w:rPr>
-        <w:drawing>
-          <wp:inline distB="0" distT="0" distL="0" distR="0">
-            <wp:extent cx="5340624" cy="1111307"/>
-            <wp:effectExtent b="0" l="0" r="0" t="0"/>
-            <wp:docPr descr="Chart, treemap chart&#10;&#10;Description automatically generated" id="4" name="image1.png"/>
-            <a:graphic>
-              <a:graphicData uri="http://schemas.openxmlformats.org/drawingml/2006/picture">
-                <pic:pic>
-                  <pic:nvPicPr>
-                    <pic:cNvPr descr="Chart, treemap chart&#10;&#10;Description automatically generated" id="0" name="image1.png"/>
-                    <pic:cNvPicPr preferRelativeResize="0"/>
-                  </pic:nvPicPr>
-                  <pic:blipFill>
-                    <a:blip r:embed="rId9"/>
-                    <a:srcRect b="0" l="0" r="0" t="0"/>
-                    <a:stretch>
-                      <a:fillRect/>
-                    </a:stretch>
-                  </pic:blipFill>
-                  <pic:spPr>
-                    <a:xfrm>
-                      <a:off x="0" y="0"/>
-                      <a:ext cx="5340624" cy="1111307"/>
-                    </a:xfrm>
-                    <a:prstGeom prst="rect"/>
-                    <a:ln/>
-                  </pic:spPr>
-                </pic:pic>
-              </a:graphicData>
-            </a:graphic>
-          </wp:inline>
-        </w:drawing>
-      </w:r>
-      <w:r>
-        <w:rPr>
-          <w:rtl w:val="0"/>
-        </w:rPr>
+        <w:t>e</w:t>
       </w:r>
     </w:p>
     <w:tbl>
       <w:tblPr>
-        <w:tblStyle w:val="Table2"/>
-        <w:tblW w:w="10060.0" w:type="dxa"/>
-        <w:jc w:val="left"/>
+        <w:tblStyle w:val="a0"/>
+        <w:tblW w:w="9590" w:type="dxa"/>
         <w:tblBorders>
-          <w:top w:color="000000" w:space="0" w:sz="4" w:val="single"/>
-          <w:left w:color="000000" w:space="0" w:sz="4" w:val="single"/>
-          <w:bottom w:color="000000" w:space="0" w:sz="4" w:val="single"/>
-          <w:right w:color="000000" w:space="0" w:sz="4" w:val="single"/>
-          <w:insideH w:color="000000" w:space="0" w:sz="4" w:val="single"/>
-          <w:insideV w:color="000000" w:space="0" w:sz="4" w:val="single"/>
+          <w:top w:val="single" w:sz="4" w:space="0" w:color="000000"/>
+          <w:left w:val="single" w:sz="4" w:space="0" w:color="000000"/>
+          <w:bottom w:val="single" w:sz="4" w:space="0" w:color="000000"/>
+          <w:right w:val="single" w:sz="4" w:space="0" w:color="000000"/>
+          <w:insideH w:val="single" w:sz="4" w:space="0" w:color="000000"/>
+          <w:insideV w:val="single" w:sz="4" w:space="0" w:color="000000"/>
         </w:tblBorders>
         <w:tblLayout w:type="fixed"/>
-        <w:tblLook w:val="0400"/>
+        <w:tblLook w:val="0400" w:firstRow="0" w:lastRow="0" w:firstColumn="0" w:lastColumn="0" w:noHBand="0" w:noVBand="1"/>
       </w:tblPr>
       <w:tblGrid>
-        <w:gridCol w:w="1838"/>
-        <w:gridCol w:w="1418"/>
-        <w:gridCol w:w="1559"/>
-        <w:gridCol w:w="1207"/>
-        <w:gridCol w:w="1501"/>
-        <w:gridCol w:w="2537"/>
-        <w:tblGridChange w:id="0">
-          <w:tblGrid>
-            <w:gridCol w:w="1838"/>
-            <w:gridCol w:w="1418"/>
-            <w:gridCol w:w="1559"/>
-            <w:gridCol w:w="1207"/>
-            <w:gridCol w:w="1501"/>
-            <w:gridCol w:w="2537"/>
-          </w:tblGrid>
-        </w:tblGridChange>
+        <w:gridCol w:w="1753"/>
+        <w:gridCol w:w="1352"/>
+        <w:gridCol w:w="1486"/>
+        <w:gridCol w:w="1150"/>
+        <w:gridCol w:w="1430"/>
+        <w:gridCol w:w="2419"/>
       </w:tblGrid>
       <w:tr>
         <w:trPr>
-          <w:cantSplit w:val="0"/>
-          <w:tblHeader w:val="0"/>
+          <w:trHeight w:val="332"/>
         </w:trPr>
         <w:tc>
-          <w:tcPr/>
+          <w:tcPr>
+            <w:tcW w:w="1753" w:type="dxa"/>
+          </w:tcPr>
           <w:p>
             <w:pPr>
               <w:rPr>
-                <w:b w:val="1"/>
+                <w:b/>
                 <w:sz w:val="24"/>
                 <w:szCs w:val="24"/>
               </w:rPr>
             </w:pPr>
             <w:r>
               <w:rPr>
-                <w:b w:val="1"/>
-                <w:sz w:val="24"/>
-                <w:szCs w:val="24"/>
-                <w:rtl w:val="0"/>
-              </w:rPr>
-              <w:t xml:space="preserve">Problem Statement (PS)</w:t>
-            </w:r>
-          </w:p>
-        </w:tc>
-        <w:tc>
-          <w:tcPr/>
+                <w:b/>
+                <w:sz w:val="24"/>
+                <w:szCs w:val="24"/>
+              </w:rPr>
+              <w:t>Problem S</w:t>
+            </w:r>
+            <w:r>
+              <w:rPr>
+                <w:b/>
+                <w:sz w:val="24"/>
+                <w:szCs w:val="24"/>
+              </w:rPr>
+              <w:t>t</w:t>
+            </w:r>
+            <w:r>
+              <w:rPr>
+                <w:b/>
+                <w:sz w:val="24"/>
+                <w:szCs w:val="24"/>
+              </w:rPr>
+              <w:t>atement (PS)</w:t>
+            </w:r>
+          </w:p>
+        </w:tc>
+        <w:tc>
+          <w:tcPr>
+            <w:tcW w:w="1352" w:type="dxa"/>
+          </w:tcPr>
           <w:p>
             <w:pPr>
               <w:rPr>
-                <w:b w:val="1"/>
+                <w:b/>
                 <w:sz w:val="24"/>
                 <w:szCs w:val="24"/>
               </w:rPr>
             </w:pPr>
             <w:r>
               <w:rPr>
-                <w:b w:val="1"/>
-                <w:sz w:val="24"/>
-                <w:szCs w:val="24"/>
-                <w:rtl w:val="0"/>
-              </w:rPr>
-              <w:t xml:space="preserve">I am (Customer)</w:t>
-            </w:r>
-          </w:p>
-        </w:tc>
-        <w:tc>
-          <w:tcPr/>
+                <w:b/>
+                <w:sz w:val="24"/>
+                <w:szCs w:val="24"/>
+              </w:rPr>
+              <w:t>I am (Customer)</w:t>
+            </w:r>
+          </w:p>
+        </w:tc>
+        <w:tc>
+          <w:tcPr>
+            <w:tcW w:w="1486" w:type="dxa"/>
+          </w:tcPr>
           <w:p>
             <w:pPr>
               <w:rPr>
-                <w:b w:val="1"/>
+                <w:b/>
                 <w:sz w:val="24"/>
                 <w:szCs w:val="24"/>
               </w:rPr>
             </w:pPr>
             <w:r>
               <w:rPr>
-                <w:b w:val="1"/>
-                <w:sz w:val="24"/>
-                <w:szCs w:val="24"/>
-                <w:rtl w:val="0"/>
-              </w:rPr>
-              <w:t xml:space="preserve">I’m trying to</w:t>
-            </w:r>
-          </w:p>
-        </w:tc>
-        <w:tc>
-          <w:tcPr/>
+                <w:b/>
+                <w:sz w:val="24"/>
+                <w:szCs w:val="24"/>
+              </w:rPr>
+              <w:t>I’m trying to</w:t>
+            </w:r>
+          </w:p>
+        </w:tc>
+        <w:tc>
+          <w:tcPr>
+            <w:tcW w:w="1150" w:type="dxa"/>
+          </w:tcPr>
           <w:p>
             <w:pPr>
               <w:rPr>
-                <w:b w:val="1"/>
+                <w:b/>
                 <w:sz w:val="24"/>
                 <w:szCs w:val="24"/>
               </w:rPr>
             </w:pPr>
             <w:r>
               <w:rPr>
-                <w:b w:val="1"/>
-                <w:sz w:val="24"/>
-                <w:szCs w:val="24"/>
-                <w:rtl w:val="0"/>
-              </w:rPr>
-              <w:t xml:space="preserve">But</w:t>
-            </w:r>
-          </w:p>
-        </w:tc>
-        <w:tc>
-          <w:tcPr/>
+                <w:b/>
+                <w:sz w:val="24"/>
+                <w:szCs w:val="24"/>
+              </w:rPr>
+              <w:t>But</w:t>
+            </w:r>
+          </w:p>
+        </w:tc>
+        <w:tc>
+          <w:tcPr>
+            <w:tcW w:w="1430" w:type="dxa"/>
+          </w:tcPr>
           <w:p>
             <w:pPr>
               <w:rPr>
-                <w:b w:val="1"/>
+                <w:b/>
                 <w:sz w:val="24"/>
                 <w:szCs w:val="24"/>
               </w:rPr>
             </w:pPr>
             <w:r>
               <w:rPr>
-                <w:b w:val="1"/>
-                <w:sz w:val="24"/>
-                <w:szCs w:val="24"/>
-                <w:rtl w:val="0"/>
-              </w:rPr>
-              <w:t xml:space="preserve">Because</w:t>
-            </w:r>
-          </w:p>
-        </w:tc>
-        <w:tc>
-          <w:tcPr/>
+                <w:b/>
+                <w:sz w:val="24"/>
+                <w:szCs w:val="24"/>
+              </w:rPr>
+              <w:t>Because</w:t>
+            </w:r>
+          </w:p>
+        </w:tc>
+        <w:tc>
+          <w:tcPr>
+            <w:tcW w:w="2419" w:type="dxa"/>
+          </w:tcPr>
           <w:p>
             <w:pPr>
               <w:rPr>
-                <w:b w:val="1"/>
+                <w:b/>
                 <w:sz w:val="24"/>
                 <w:szCs w:val="24"/>
               </w:rPr>
             </w:pPr>
             <w:r>
               <w:rPr>
-                <w:b w:val="1"/>
-                <w:sz w:val="24"/>
-                <w:szCs w:val="24"/>
-                <w:rtl w:val="0"/>
-              </w:rPr>
-              <w:t xml:space="preserve">Which makes me feel</w:t>
+                <w:b/>
+                <w:sz w:val="24"/>
+                <w:szCs w:val="24"/>
+              </w:rPr>
+              <w:t>Which makes me feel</w:t>
             </w:r>
           </w:p>
         </w:tc>
       </w:tr>
       <w:tr>
         <w:trPr>
-          <w:cantSplit w:val="0"/>
-          <w:tblHeader w:val="0"/>
+          <w:trHeight w:val="2314"/>
         </w:trPr>
         <w:tc>
-          <w:tcPr/>
+          <w:tcPr>
+            <w:tcW w:w="1753" w:type="dxa"/>
+          </w:tcPr>
           <w:p>
             <w:pPr>
               <w:rPr>
@@ -622,14 +512,15 @@
               <w:rPr>
                 <w:sz w:val="24"/>
                 <w:szCs w:val="24"/>
-                <w:rtl w:val="0"/>
-              </w:rPr>
-              <w:t xml:space="preserve">PS-1</w:t>
-            </w:r>
-          </w:p>
-        </w:tc>
-        <w:tc>
-          <w:tcPr/>
+              </w:rPr>
+              <w:t>PS-1</w:t>
+            </w:r>
+          </w:p>
+        </w:tc>
+        <w:tc>
+          <w:tcPr>
+            <w:tcW w:w="1352" w:type="dxa"/>
+          </w:tcPr>
           <w:p>
             <w:pPr>
               <w:rPr>
@@ -639,13 +530,17 @@
             </w:pPr>
             <w:r>
               <w:rPr>
-                <w:rtl w:val="0"/>
-              </w:rPr>
-            </w:r>
-          </w:p>
-        </w:tc>
-        <w:tc>
-          <w:tcPr/>
+                <w:sz w:val="24"/>
+                <w:szCs w:val="24"/>
+              </w:rPr>
+              <w:t>an everyday online shopper who wants to support local and small-to-medium retailers</w:t>
+            </w:r>
+          </w:p>
+        </w:tc>
+        <w:tc>
+          <w:tcPr>
+            <w:tcW w:w="1486" w:type="dxa"/>
+          </w:tcPr>
           <w:p>
             <w:pPr>
               <w:rPr>
@@ -655,13 +550,17 @@
             </w:pPr>
             <w:r>
               <w:rPr>
-                <w:rtl w:val="0"/>
-              </w:rPr>
-            </w:r>
-          </w:p>
-        </w:tc>
-        <w:tc>
-          <w:tcPr/>
+                <w:sz w:val="24"/>
+                <w:szCs w:val="24"/>
+              </w:rPr>
+              <w:t>find good quality products at fair prices from sellers I can trust, with a smooth checkout</w:t>
+            </w:r>
+          </w:p>
+        </w:tc>
+        <w:tc>
+          <w:tcPr>
+            <w:tcW w:w="1150" w:type="dxa"/>
+          </w:tcPr>
           <w:p>
             <w:pPr>
               <w:rPr>
@@ -671,13 +570,17 @@
             </w:pPr>
             <w:r>
               <w:rPr>
-                <w:rtl w:val="0"/>
-              </w:rPr>
-            </w:r>
-          </w:p>
-        </w:tc>
-        <w:tc>
-          <w:tcPr/>
+                <w:sz w:val="24"/>
+                <w:szCs w:val="24"/>
+              </w:rPr>
+              <w:t>most e-commerce apps feel generic, cluttered, and make it hard to know if a small seller is reliable</w:t>
+            </w:r>
+          </w:p>
+        </w:tc>
+        <w:tc>
+          <w:tcPr>
+            <w:tcW w:w="1430" w:type="dxa"/>
+          </w:tcPr>
           <w:p>
             <w:pPr>
               <w:rPr>
@@ -687,13 +590,33 @@
             </w:pPr>
             <w:r>
               <w:rPr>
-                <w:rtl w:val="0"/>
-              </w:rPr>
-            </w:r>
-          </w:p>
-        </w:tc>
-        <w:tc>
-          <w:tcPr/>
+                <w:sz w:val="24"/>
+                <w:szCs w:val="24"/>
+              </w:rPr>
+              <w:t xml:space="preserve">existing platforms are built around large, mass-market </w:t>
+            </w:r>
+            <w:proofErr w:type="spellStart"/>
+            <w:r>
+              <w:rPr>
+                <w:sz w:val="24"/>
+                <w:szCs w:val="24"/>
+              </w:rPr>
+              <w:t>catalogs</w:t>
+            </w:r>
+            <w:proofErr w:type="spellEnd"/>
+            <w:r>
+              <w:rPr>
+                <w:sz w:val="24"/>
+                <w:szCs w:val="24"/>
+              </w:rPr>
+              <w:t xml:space="preserve"> and templated storefronts, not a curated, boutique-style experience</w:t>
+            </w:r>
+          </w:p>
+        </w:tc>
+        <w:tc>
+          <w:tcPr>
+            <w:tcW w:w="2419" w:type="dxa"/>
+          </w:tcPr>
           <w:p>
             <w:pPr>
               <w:rPr>
@@ -703,19 +626,22 @@
             </w:pPr>
             <w:r>
               <w:rPr>
-                <w:rtl w:val="0"/>
-              </w:rPr>
+                <w:sz w:val="24"/>
+                <w:szCs w:val="24"/>
+              </w:rPr>
+              <w:t>hesitant to shop from smaller sellers, and frustrated by clunky search, filtering, and multi-step checkout flows</w:t>
             </w:r>
           </w:p>
         </w:tc>
       </w:tr>
       <w:tr>
         <w:trPr>
-          <w:cantSplit w:val="0"/>
-          <w:tblHeader w:val="0"/>
+          <w:trHeight w:val="1987"/>
         </w:trPr>
         <w:tc>
-          <w:tcPr/>
+          <w:tcPr>
+            <w:tcW w:w="1753" w:type="dxa"/>
+          </w:tcPr>
           <w:p>
             <w:pPr>
               <w:rPr>
@@ -727,14 +653,16 @@
               <w:rPr>
                 <w:sz w:val="24"/>
                 <w:szCs w:val="24"/>
-                <w:rtl w:val="0"/>
-              </w:rPr>
-              <w:t xml:space="preserve">PS-2</w:t>
-            </w:r>
-          </w:p>
-        </w:tc>
-        <w:tc>
-          <w:tcPr/>
+              </w:rPr>
+              <w:lastRenderedPageBreak/>
+              <w:t>PS-2</w:t>
+            </w:r>
+          </w:p>
+        </w:tc>
+        <w:tc>
+          <w:tcPr>
+            <w:tcW w:w="1352" w:type="dxa"/>
+          </w:tcPr>
           <w:p>
             <w:pPr>
               <w:rPr>
@@ -744,13 +672,17 @@
             </w:pPr>
             <w:r>
               <w:rPr>
-                <w:rtl w:val="0"/>
-              </w:rPr>
-            </w:r>
-          </w:p>
-        </w:tc>
-        <w:tc>
-          <w:tcPr/>
+                <w:sz w:val="24"/>
+                <w:szCs w:val="24"/>
+              </w:rPr>
+              <w:t>a small-to-medium retail merchant trying to grow my business online</w:t>
+            </w:r>
+          </w:p>
+        </w:tc>
+        <w:tc>
+          <w:tcPr>
+            <w:tcW w:w="1486" w:type="dxa"/>
+          </w:tcPr>
           <w:p>
             <w:pPr>
               <w:rPr>
@@ -760,13 +692,17 @@
             </w:pPr>
             <w:r>
               <w:rPr>
-                <w:rtl w:val="0"/>
-              </w:rPr>
-            </w:r>
-          </w:p>
-        </w:tc>
-        <w:tc>
-          <w:tcPr/>
+                <w:sz w:val="24"/>
+                <w:szCs w:val="24"/>
+              </w:rPr>
+              <w:t>sell my products digitally and manage orders, inventory, and revenue without hiring a technical team</w:t>
+            </w:r>
+          </w:p>
+        </w:tc>
+        <w:tc>
+          <w:tcPr>
+            <w:tcW w:w="1150" w:type="dxa"/>
+          </w:tcPr>
           <w:p>
             <w:pPr>
               <w:rPr>
@@ -776,13 +712,17 @@
             </w:pPr>
             <w:r>
               <w:rPr>
-                <w:rtl w:val="0"/>
-              </w:rPr>
-            </w:r>
-          </w:p>
-        </w:tc>
-        <w:tc>
-          <w:tcPr/>
+                <w:sz w:val="24"/>
+                <w:szCs w:val="24"/>
+              </w:rPr>
+              <w:t>affordable e-commerce solutions rarely give me a proper dashboard to track my business</w:t>
+            </w:r>
+          </w:p>
+        </w:tc>
+        <w:tc>
+          <w:tcPr>
+            <w:tcW w:w="1430" w:type="dxa"/>
+          </w:tcPr>
           <w:p>
             <w:pPr>
               <w:rPr>
@@ -792,13 +732,17 @@
             </w:pPr>
             <w:r>
               <w:rPr>
-                <w:rtl w:val="0"/>
-              </w:rPr>
-            </w:r>
-          </w:p>
-        </w:tc>
-        <w:tc>
-          <w:tcPr/>
+                <w:sz w:val="24"/>
+                <w:szCs w:val="24"/>
+              </w:rPr>
+              <w:t>most platforms either lock small sellers into expensive plans or offer only bare-bones listing tools with no analytics</w:t>
+            </w:r>
+          </w:p>
+        </w:tc>
+        <w:tc>
+          <w:tcPr>
+            <w:tcW w:w="2419" w:type="dxa"/>
+          </w:tcPr>
           <w:p>
             <w:pPr>
               <w:rPr>
@@ -808,8 +752,17 @@
             </w:pPr>
             <w:r>
               <w:rPr>
-                <w:rtl w:val="0"/>
-              </w:rPr>
+                <w:sz w:val="24"/>
+                <w:szCs w:val="24"/>
+              </w:rPr>
+              <w:t>overwhelmed and left behind, unsure whether going online is worth the effo</w:t>
+            </w:r>
+            <w:r>
+              <w:rPr>
+                <w:sz w:val="24"/>
+                <w:szCs w:val="24"/>
+              </w:rPr>
+              <w:t>rt</w:t>
             </w:r>
           </w:p>
         </w:tc>
@@ -822,34 +775,26 @@
           <w:szCs w:val="24"/>
         </w:rPr>
       </w:pPr>
-      <w:r>
-        <w:rPr>
-          <w:rtl w:val="0"/>
-        </w:rPr>
-      </w:r>
     </w:p>
     <w:sectPr>
-      <w:pgSz w:h="16838" w:w="11906" w:orient="portrait"/>
-      <w:pgMar w:bottom="1440" w:top="851" w:left="1440" w:right="1440" w:header="708" w:footer="708"/>
+      <w:pgSz w:w="11906" w:h="16838"/>
+      <w:pgMar w:top="851" w:right="1440" w:bottom="1440" w:left="1440" w:header="708" w:footer="708" w:gutter="0"/>
       <w:pgNumType w:start="1"/>
+      <w:cols w:space="720"/>
     </w:sectPr>
   </w:body>
 </w:document>
 </file>
 
-<file path=word/numbering.xml><?xml version="1.0" encoding="utf-8"?>
-<w:numbering xmlns:mc="http://schemas.openxmlformats.org/markup-compatibility/2006" xmlns:o="urn:schemas-microsoft-com:office:office" xmlns:r="http://schemas.openxmlformats.org/officeDocument/2006/relationships" xmlns:m="http://schemas.openxmlformats.org/officeDocument/2006/math" xmlns:v="urn:schemas-microsoft-com:vml" xmlns:wp="http://schemas.openxmlformats.org/drawingml/2006/wordprocessingDrawing" xmlns:w10="urn:schemas-microsoft-com:office:word" xmlns:w="http://schemas.openxmlformats.org/wordprocessingml/2006/main" xmlns:wne="http://schemas.microsoft.com/office/word/2006/wordml" xmlns:sl="http://schemas.openxmlformats.org/schemaLibrary/2006/main" xmlns:a="http://schemas.openxmlformats.org/drawingml/2006/main" xmlns:pic="http://schemas.openxmlformats.org/drawingml/2006/picture" xmlns:c="http://schemas.openxmlformats.org/drawingml/2006/chart" xmlns:lc="http://schemas.openxmlformats.org/drawingml/2006/lockedCanvas" xmlns:dgm="http://schemas.openxmlformats.org/drawingml/2006/diagram" xmlns:wps="http://schemas.microsoft.com/office/word/2010/wordprocessingShape" xmlns:wpg="http://schemas.microsoft.com/office/word/2010/wordprocessingGroup" xmlns:w14="http://schemas.microsoft.com/office/word/2010/wordml" xmlns:w15="http://schemas.microsoft.com/office/word/2012/wordml" xmlns:w16="http://schemas.microsoft.com/office/word/2018/wordml" xmlns:w16cex="http://schemas.microsoft.com/office/word/2018/wordml/cex" xmlns:w16cid="http://schemas.microsoft.com/office/word/2016/wordml/cid" xmlns="http://schemas.microsoft.com/office/tasks/2019/documenttasks" xmlns:cr="http://schemas.microsoft.com/office/comments/2020/reactions"/>
-</file>
-
 <file path=word/styles.xml><?xml version="1.0" encoding="utf-8"?>
-<w:styles xmlns:mc="http://schemas.openxmlformats.org/markup-compatibility/2006" xmlns:o="urn:schemas-microsoft-com:office:office" xmlns:r="http://schemas.openxmlformats.org/officeDocument/2006/relationships" xmlns:m="http://schemas.openxmlformats.org/officeDocument/2006/math" xmlns:v="urn:schemas-microsoft-com:vml" xmlns:wp="http://schemas.openxmlformats.org/drawingml/2006/wordprocessingDrawing" xmlns:w10="urn:schemas-microsoft-com:office:word" xmlns:w="http://schemas.openxmlformats.org/wordprocessingml/2006/main" xmlns:wne="http://schemas.microsoft.com/office/word/2006/wordml" xmlns:sl="http://schemas.openxmlformats.org/schemaLibrary/2006/main" xmlns:a="http://schemas.openxmlformats.org/drawingml/2006/main" xmlns:pic="http://schemas.openxmlformats.org/drawingml/2006/picture" xmlns:c="http://schemas.openxmlformats.org/drawingml/2006/chart" xmlns:lc="http://schemas.openxmlformats.org/drawingml/2006/lockedCanvas" xmlns:dgm="http://schemas.openxmlformats.org/drawingml/2006/diagram" xmlns:wps="http://schemas.microsoft.com/office/word/2010/wordprocessingShape" xmlns:wpg="http://schemas.microsoft.com/office/word/2010/wordprocessingGroup" xmlns:w14="http://schemas.microsoft.com/office/word/2010/wordml" xmlns:w15="http://schemas.microsoft.com/office/word/2012/wordml" xmlns:w16="http://schemas.microsoft.com/office/word/2018/wordml" xmlns:w16cex="http://schemas.microsoft.com/office/word/2018/wordml/cex" xmlns:w16cid="http://schemas.microsoft.com/office/word/2016/wordml/cid" xmlns="http://schemas.microsoft.com/office/tasks/2019/documenttasks" xmlns:cr="http://schemas.microsoft.com/office/comments/2020/reactions">
+<w:styles xmlns:mc="http://schemas.openxmlformats.org/markup-compatibility/2006" xmlns:r="http://schemas.openxmlformats.org/officeDocument/2006/relationships" xmlns:w="http://schemas.openxmlformats.org/wordprocessingml/2006/main" xmlns:w14="http://schemas.microsoft.com/office/word/2010/wordml" xmlns:w15="http://schemas.microsoft.com/office/word/2012/wordml" xmlns:w16cex="http://schemas.microsoft.com/office/word/2018/wordml/cex" xmlns:w16cid="http://schemas.microsoft.com/office/word/2016/wordml/cid" xmlns:w16="http://schemas.microsoft.com/office/word/2018/wordml" xmlns:w16du="http://schemas.microsoft.com/office/word/2023/wordml/word16du" xmlns:w16sdtdh="http://schemas.microsoft.com/office/word/2020/wordml/sdtdatahash" xmlns:w16sdtfl="http://schemas.microsoft.com/office/word/2024/wordml/sdtformatlock" xmlns:w16se="http://schemas.microsoft.com/office/word/2015/wordml/symex" mc:Ignorable="w14 w15 w16se w16cid w16 w16cex w16sdtdh w16sdtfl w16du">
   <w:docDefaults>
     <w:rPrDefault>
       <w:rPr>
-        <w:rFonts w:ascii="Calibri" w:cs="Calibri" w:eastAsia="Calibri" w:hAnsi="Calibri"/>
+        <w:rFonts w:ascii="Calibri" w:eastAsia="Calibri" w:hAnsi="Calibri" w:cs="Calibri"/>
         <w:sz w:val="22"/>
         <w:szCs w:val="22"/>
-        <w:lang w:val="en-IN"/>
+        <w:lang w:val="en-IN" w:eastAsia="en-IN" w:bidi="ar-SA"/>
       </w:rPr>
     </w:rPrDefault>
     <w:pPrDefault>
@@ -858,24 +803,402 @@
       </w:pPr>
     </w:pPrDefault>
   </w:docDefaults>
-  <w:style w:type="paragraph" w:styleId="Normal" w:default="1">
-    <w:name w:val="normal"/>
-  </w:style>
-  <w:style w:type="table" w:styleId="TableNormal" w:default="1">
-    <w:name w:val="Table Normal"/>
+  <w:latentStyles w:defLockedState="0" w:defUIPriority="99" w:defSemiHidden="0" w:defUnhideWhenUsed="0" w:defQFormat="0" w:count="376">
+    <w:lsdException w:name="Normal" w:uiPriority="0" w:qFormat="1"/>
+    <w:lsdException w:name="heading 1" w:uiPriority="9" w:qFormat="1"/>
+    <w:lsdException w:name="heading 2" w:semiHidden="1" w:uiPriority="9" w:unhideWhenUsed="1" w:qFormat="1"/>
+    <w:lsdException w:name="heading 3" w:semiHidden="1" w:uiPriority="9" w:unhideWhenUsed="1" w:qFormat="1"/>
+    <w:lsdException w:name="heading 4" w:semiHidden="1" w:uiPriority="9" w:unhideWhenUsed="1" w:qFormat="1"/>
+    <w:lsdException w:name="heading 5" w:semiHidden="1" w:uiPriority="9" w:unhideWhenUsed="1" w:qFormat="1"/>
+    <w:lsdException w:name="heading 6" w:semiHidden="1" w:uiPriority="9" w:unhideWhenUsed="1" w:qFormat="1"/>
+    <w:lsdException w:name="heading 7" w:semiHidden="1" w:uiPriority="9" w:unhideWhenUsed="1" w:qFormat="1"/>
+    <w:lsdException w:name="heading 8" w:semiHidden="1" w:uiPriority="9" w:unhideWhenUsed="1" w:qFormat="1"/>
+    <w:lsdException w:name="heading 9" w:semiHidden="1" w:uiPriority="9" w:unhideWhenUsed="1" w:qFormat="1"/>
+    <w:lsdException w:name="index 1" w:semiHidden="1" w:unhideWhenUsed="1"/>
+    <w:lsdException w:name="index 2" w:semiHidden="1" w:unhideWhenUsed="1"/>
+    <w:lsdException w:name="index 3" w:semiHidden="1" w:unhideWhenUsed="1"/>
+    <w:lsdException w:name="index 4" w:semiHidden="1" w:unhideWhenUsed="1"/>
+    <w:lsdException w:name="index 5" w:semiHidden="1" w:unhideWhenUsed="1"/>
+    <w:lsdException w:name="index 6" w:semiHidden="1" w:unhideWhenUsed="1"/>
+    <w:lsdException w:name="index 7" w:semiHidden="1" w:unhideWhenUsed="1"/>
+    <w:lsdException w:name="index 8" w:semiHidden="1" w:unhideWhenUsed="1"/>
+    <w:lsdException w:name="index 9" w:semiHidden="1" w:unhideWhenUsed="1"/>
+    <w:lsdException w:name="toc 1" w:semiHidden="1" w:uiPriority="39" w:unhideWhenUsed="1"/>
+    <w:lsdException w:name="toc 2" w:semiHidden="1" w:uiPriority="39" w:unhideWhenUsed="1"/>
+    <w:lsdException w:name="toc 3" w:semiHidden="1" w:uiPriority="39" w:unhideWhenUsed="1"/>
+    <w:lsdException w:name="toc 4" w:semiHidden="1" w:uiPriority="39" w:unhideWhenUsed="1"/>
+    <w:lsdException w:name="toc 5" w:semiHidden="1" w:uiPriority="39" w:unhideWhenUsed="1"/>
+    <w:lsdException w:name="toc 6" w:semiHidden="1" w:uiPriority="39" w:unhideWhenUsed="1"/>
+    <w:lsdException w:name="toc 7" w:semiHidden="1" w:uiPriority="39" w:unhideWhenUsed="1"/>
+    <w:lsdException w:name="toc 8" w:semiHidden="1" w:uiPriority="39" w:unhideWhenUsed="1"/>
+    <w:lsdException w:name="toc 9" w:semiHidden="1" w:uiPriority="39" w:unhideWhenUsed="1"/>
+    <w:lsdException w:name="Normal Indent" w:semiHidden="1" w:unhideWhenUsed="1"/>
+    <w:lsdException w:name="footnote text" w:semiHidden="1" w:unhideWhenUsed="1"/>
+    <w:lsdException w:name="annotation text" w:semiHidden="1" w:unhideWhenUsed="1"/>
+    <w:lsdException w:name="header" w:semiHidden="1" w:unhideWhenUsed="1"/>
+    <w:lsdException w:name="footer" w:semiHidden="1" w:unhideWhenUsed="1"/>
+    <w:lsdException w:name="index heading" w:semiHidden="1" w:unhideWhenUsed="1"/>
+    <w:lsdException w:name="caption" w:semiHidden="1" w:uiPriority="35" w:unhideWhenUsed="1" w:qFormat="1"/>
+    <w:lsdException w:name="table of figures" w:semiHidden="1" w:unhideWhenUsed="1"/>
+    <w:lsdException w:name="envelope address" w:semiHidden="1" w:unhideWhenUsed="1"/>
+    <w:lsdException w:name="envelope return" w:semiHidden="1" w:unhideWhenUsed="1"/>
+    <w:lsdException w:name="footnote reference" w:semiHidden="1" w:unhideWhenUsed="1"/>
+    <w:lsdException w:name="annotation reference" w:semiHidden="1" w:unhideWhenUsed="1"/>
+    <w:lsdException w:name="line number" w:semiHidden="1" w:unhideWhenUsed="1"/>
+    <w:lsdException w:name="page number" w:semiHidden="1" w:unhideWhenUsed="1"/>
+    <w:lsdException w:name="endnote reference" w:semiHidden="1" w:unhideWhenUsed="1"/>
+    <w:lsdException w:name="endnote text" w:semiHidden="1" w:unhideWhenUsed="1"/>
+    <w:lsdException w:name="table of authorities" w:semiHidden="1" w:unhideWhenUsed="1"/>
+    <w:lsdException w:name="macro" w:semiHidden="1" w:unhideWhenUsed="1"/>
+    <w:lsdException w:name="toa heading" w:semiHidden="1" w:unhideWhenUsed="1"/>
+    <w:lsdException w:name="List" w:semiHidden="1" w:unhideWhenUsed="1"/>
+    <w:lsdException w:name="List Bullet" w:semiHidden="1" w:unhideWhenUsed="1"/>
+    <w:lsdException w:name="List Number" w:semiHidden="1" w:unhideWhenUsed="1"/>
+    <w:lsdException w:name="List 2" w:semiHidden="1" w:unhideWhenUsed="1"/>
+    <w:lsdException w:name="List 3" w:semiHidden="1" w:unhideWhenUsed="1"/>
+    <w:lsdException w:name="List 4" w:semiHidden="1" w:unhideWhenUsed="1"/>
+    <w:lsdException w:name="List 5" w:semiHidden="1" w:unhideWhenUsed="1"/>
+    <w:lsdException w:name="List Bullet 2" w:semiHidden="1" w:unhideWhenUsed="1"/>
+    <w:lsdException w:name="List Bullet 3" w:semiHidden="1" w:unhideWhenUsed="1"/>
+    <w:lsdException w:name="List Bullet 4" w:semiHidden="1" w:unhideWhenUsed="1"/>
+    <w:lsdException w:name="List Bullet 5" w:semiHidden="1" w:unhideWhenUsed="1"/>
+    <w:lsdException w:name="List Number 2" w:semiHidden="1" w:unhideWhenUsed="1"/>
+    <w:lsdException w:name="List Number 3" w:semiHidden="1" w:unhideWhenUsed="1"/>
+    <w:lsdException w:name="List Number 4" w:semiHidden="1" w:unhideWhenUsed="1"/>
+    <w:lsdException w:name="List Number 5" w:semiHidden="1" w:unhideWhenUsed="1"/>
+    <w:lsdException w:name="Title" w:uiPriority="10" w:qFormat="1"/>
+    <w:lsdException w:name="Closing" w:semiHidden="1" w:unhideWhenUsed="1"/>
+    <w:lsdException w:name="Signature" w:semiHidden="1" w:unhideWhenUsed="1"/>
+    <w:lsdException w:name="Default Paragraph Font" w:semiHidden="1" w:uiPriority="1" w:unhideWhenUsed="1"/>
+    <w:lsdException w:name="Body Text" w:semiHidden="1" w:unhideWhenUsed="1"/>
+    <w:lsdException w:name="Body Text Indent" w:semiHidden="1" w:unhideWhenUsed="1"/>
+    <w:lsdException w:name="List Continue" w:semiHidden="1" w:unhideWhenUsed="1"/>
+    <w:lsdException w:name="List Continue 2" w:semiHidden="1" w:unhideWhenUsed="1"/>
+    <w:lsdException w:name="List Continue 3" w:semiHidden="1" w:unhideWhenUsed="1"/>
+    <w:lsdException w:name="List Continue 4" w:semiHidden="1" w:unhideWhenUsed="1"/>
+    <w:lsdException w:name="List Continue 5" w:semiHidden="1" w:unhideWhenUsed="1"/>
+    <w:lsdException w:name="Message Header" w:semiHidden="1" w:unhideWhenUsed="1"/>
+    <w:lsdException w:name="Subtitle" w:uiPriority="11" w:qFormat="1"/>
+    <w:lsdException w:name="Salutation" w:semiHidden="1" w:unhideWhenUsed="1"/>
+    <w:lsdException w:name="Date" w:semiHidden="1" w:unhideWhenUsed="1"/>
+    <w:lsdException w:name="Body Text First Indent" w:semiHidden="1" w:unhideWhenUsed="1"/>
+    <w:lsdException w:name="Body Text First Indent 2" w:semiHidden="1" w:unhideWhenUsed="1"/>
+    <w:lsdException w:name="Note Heading" w:semiHidden="1" w:unhideWhenUsed="1"/>
+    <w:lsdException w:name="Body Text 2" w:semiHidden="1" w:unhideWhenUsed="1"/>
+    <w:lsdException w:name="Body Text 3" w:semiHidden="1" w:unhideWhenUsed="1"/>
+    <w:lsdException w:name="Body Text Indent 2" w:semiHidden="1" w:unhideWhenUsed="1"/>
+    <w:lsdException w:name="Body Text Indent 3" w:semiHidden="1" w:unhideWhenUsed="1"/>
+    <w:lsdException w:name="Block Text" w:semiHidden="1" w:unhideWhenUsed="1"/>
+    <w:lsdException w:name="Hyperlink" w:semiHidden="1" w:unhideWhenUsed="1"/>
+    <w:lsdException w:name="FollowedHyperlink" w:semiHidden="1" w:unhideWhenUsed="1"/>
+    <w:lsdException w:name="Strong" w:uiPriority="22" w:qFormat="1"/>
+    <w:lsdException w:name="Emphasis" w:uiPriority="20" w:qFormat="1"/>
+    <w:lsdException w:name="Document Map" w:semiHidden="1" w:unhideWhenUsed="1"/>
+    <w:lsdException w:name="Plain Text" w:semiHidden="1" w:unhideWhenUsed="1"/>
+    <w:lsdException w:name="E-mail Signature" w:semiHidden="1" w:unhideWhenUsed="1"/>
+    <w:lsdException w:name="HTML Top of Form" w:semiHidden="1" w:unhideWhenUsed="1"/>
+    <w:lsdException w:name="HTML Bottom of Form" w:semiHidden="1" w:unhideWhenUsed="1"/>
+    <w:lsdException w:name="Normal (Web)" w:semiHidden="1" w:unhideWhenUsed="1"/>
+    <w:lsdException w:name="HTML Acronym" w:semiHidden="1" w:unhideWhenUsed="1"/>
+    <w:lsdException w:name="HTML Address" w:semiHidden="1" w:unhideWhenUsed="1"/>
+    <w:lsdException w:name="HTML Cite" w:semiHidden="1" w:unhideWhenUsed="1"/>
+    <w:lsdException w:name="HTML Code" w:semiHidden="1" w:unhideWhenUsed="1"/>
+    <w:lsdException w:name="HTML Definition" w:semiHidden="1" w:unhideWhenUsed="1"/>
+    <w:lsdException w:name="HTML Keyboard" w:semiHidden="1" w:unhideWhenUsed="1"/>
+    <w:lsdException w:name="HTML Preformatted" w:semiHidden="1" w:unhideWhenUsed="1"/>
+    <w:lsdException w:name="HTML Sample" w:semiHidden="1" w:unhideWhenUsed="1"/>
+    <w:lsdException w:name="HTML Typewriter" w:semiHidden="1" w:unhideWhenUsed="1"/>
+    <w:lsdException w:name="HTML Variable" w:semiHidden="1" w:unhideWhenUsed="1"/>
+    <w:lsdException w:name="Normal Table" w:semiHidden="1" w:unhideWhenUsed="1"/>
+    <w:lsdException w:name="annotation subject" w:semiHidden="1" w:unhideWhenUsed="1"/>
+    <w:lsdException w:name="No List" w:semiHidden="1" w:unhideWhenUsed="1"/>
+    <w:lsdException w:name="Outline List 1" w:semiHidden="1" w:unhideWhenUsed="1"/>
+    <w:lsdException w:name="Outline List 2" w:semiHidden="1" w:unhideWhenUsed="1"/>
+    <w:lsdException w:name="Outline List 3" w:semiHidden="1" w:unhideWhenUsed="1"/>
+    <w:lsdException w:name="Table Simple 1" w:semiHidden="1" w:unhideWhenUsed="1"/>
+    <w:lsdException w:name="Table Simple 2" w:semiHidden="1" w:unhideWhenUsed="1"/>
+    <w:lsdException w:name="Table Simple 3" w:semiHidden="1" w:unhideWhenUsed="1"/>
+    <w:lsdException w:name="Table Classic 1" w:semiHidden="1" w:unhideWhenUsed="1"/>
+    <w:lsdException w:name="Table Classic 2" w:semiHidden="1" w:unhideWhenUsed="1"/>
+    <w:lsdException w:name="Table Classic 3" w:semiHidden="1" w:unhideWhenUsed="1"/>
+    <w:lsdException w:name="Table Classic 4" w:semiHidden="1" w:unhideWhenUsed="1"/>
+    <w:lsdException w:name="Table Colorful 1" w:semiHidden="1" w:unhideWhenUsed="1"/>
+    <w:lsdException w:name="Table Colorful 2" w:semiHidden="1" w:unhideWhenUsed="1"/>
+    <w:lsdException w:name="Table Colorful 3" w:semiHidden="1" w:unhideWhenUsed="1"/>
+    <w:lsdException w:name="Table Columns 1" w:semiHidden="1" w:unhideWhenUsed="1"/>
+    <w:lsdException w:name="Table Columns 2" w:semiHidden="1" w:unhideWhenUsed="1"/>
+    <w:lsdException w:name="Table Columns 3" w:semiHidden="1" w:unhideWhenUsed="1"/>
+    <w:lsdException w:name="Table Columns 4" w:semiHidden="1" w:unhideWhenUsed="1"/>
+    <w:lsdException w:name="Table Columns 5" w:semiHidden="1" w:unhideWhenUsed="1"/>
+    <w:lsdException w:name="Table Grid 1" w:semiHidden="1" w:unhideWhenUsed="1"/>
+    <w:lsdException w:name="Table Grid 2" w:semiHidden="1" w:unhideWhenUsed="1"/>
+    <w:lsdException w:name="Table Grid 3" w:semiHidden="1" w:unhideWhenUsed="1"/>
+    <w:lsdException w:name="Table Grid 4" w:semiHidden="1" w:unhideWhenUsed="1"/>
+    <w:lsdException w:name="Table Grid 5" w:semiHidden="1" w:unhideWhenUsed="1"/>
+    <w:lsdException w:name="Table Grid 6" w:semiHidden="1" w:unhideWhenUsed="1"/>
+    <w:lsdException w:name="Table Grid 7" w:semiHidden="1" w:unhideWhenUsed="1"/>
+    <w:lsdException w:name="Table Grid 8" w:semiHidden="1" w:unhideWhenUsed="1"/>
+    <w:lsdException w:name="Table List 1" w:semiHidden="1" w:unhideWhenUsed="1"/>
+    <w:lsdException w:name="Table List 2" w:semiHidden="1" w:unhideWhenUsed="1"/>
+    <w:lsdException w:name="Table List 3" w:semiHidden="1" w:unhideWhenUsed="1"/>
+    <w:lsdException w:name="Table List 4" w:semiHidden="1" w:unhideWhenUsed="1"/>
+    <w:lsdException w:name="Table List 5" w:semiHidden="1" w:unhideWhenUsed="1"/>
+    <w:lsdException w:name="Table List 6" w:semiHidden="1" w:unhideWhenUsed="1"/>
+    <w:lsdException w:name="Table List 7" w:semiHidden="1" w:unhideWhenUsed="1"/>
+    <w:lsdException w:name="Table List 8" w:semiHidden="1" w:unhideWhenUsed="1"/>
+    <w:lsdException w:name="Table 3D effects 1" w:semiHidden="1" w:unhideWhenUsed="1"/>
+    <w:lsdException w:name="Table 3D effects 2" w:semiHidden="1" w:unhideWhenUsed="1"/>
+    <w:lsdException w:name="Table 3D effects 3" w:semiHidden="1" w:unhideWhenUsed="1"/>
+    <w:lsdException w:name="Table Contemporary" w:semiHidden="1" w:unhideWhenUsed="1"/>
+    <w:lsdException w:name="Table Elegant" w:semiHidden="1" w:unhideWhenUsed="1"/>
+    <w:lsdException w:name="Table Professional" w:semiHidden="1" w:unhideWhenUsed="1"/>
+    <w:lsdException w:name="Table Subtle 1" w:semiHidden="1" w:unhideWhenUsed="1"/>
+    <w:lsdException w:name="Table Subtle 2" w:semiHidden="1" w:unhideWhenUsed="1"/>
+    <w:lsdException w:name="Table Web 1" w:semiHidden="1" w:unhideWhenUsed="1"/>
+    <w:lsdException w:name="Table Web 2" w:semiHidden="1" w:unhideWhenUsed="1"/>
+    <w:lsdException w:name="Table Web 3" w:semiHidden="1" w:unhideWhenUsed="1"/>
+    <w:lsdException w:name="Balloon Text" w:semiHidden="1" w:unhideWhenUsed="1"/>
+    <w:lsdException w:name="Table Grid" w:uiPriority="39"/>
+    <w:lsdException w:name="Table Theme" w:semiHidden="1" w:unhideWhenUsed="1"/>
+    <w:lsdException w:name="Placeholder Text" w:semiHidden="1"/>
+    <w:lsdException w:name="No Spacing" w:uiPriority="1" w:qFormat="1"/>
+    <w:lsdException w:name="Light Shading" w:uiPriority="60"/>
+    <w:lsdException w:name="Light List" w:uiPriority="61"/>
+    <w:lsdException w:name="Light Grid" w:uiPriority="62"/>
+    <w:lsdException w:name="Medium Shading 1" w:uiPriority="63"/>
+    <w:lsdException w:name="Medium Shading 2" w:uiPriority="64"/>
+    <w:lsdException w:name="Medium List 1" w:uiPriority="65"/>
+    <w:lsdException w:name="Medium List 2" w:uiPriority="66"/>
+    <w:lsdException w:name="Medium Grid 1" w:uiPriority="67"/>
+    <w:lsdException w:name="Medium Grid 2" w:uiPriority="68"/>
+    <w:lsdException w:name="Medium Grid 3" w:uiPriority="69"/>
+    <w:lsdException w:name="Dark List" w:uiPriority="70"/>
+    <w:lsdException w:name="Colorful Shading" w:uiPriority="71"/>
+    <w:lsdException w:name="Colorful List" w:uiPriority="72"/>
+    <w:lsdException w:name="Colorful Grid" w:uiPriority="73"/>
+    <w:lsdException w:name="Light Shading Accent 1" w:uiPriority="60"/>
+    <w:lsdException w:name="Light List Accent 1" w:uiPriority="61"/>
+    <w:lsdException w:name="Light Grid Accent 1" w:uiPriority="62"/>
+    <w:lsdException w:name="Medium Shading 1 Accent 1" w:uiPriority="63"/>
+    <w:lsdException w:name="Medium Shading 2 Accent 1" w:uiPriority="64"/>
+    <w:lsdException w:name="Medium List 1 Accent 1" w:uiPriority="65"/>
+    <w:lsdException w:name="Revision" w:semiHidden="1"/>
+    <w:lsdException w:name="List Paragraph" w:uiPriority="34" w:qFormat="1"/>
+    <w:lsdException w:name="Quote" w:uiPriority="29" w:qFormat="1"/>
+    <w:lsdException w:name="Intense Quote" w:uiPriority="30" w:qFormat="1"/>
+    <w:lsdException w:name="Medium List 2 Accent 1" w:uiPriority="66"/>
+    <w:lsdException w:name="Medium Grid 1 Accent 1" w:uiPriority="67"/>
+    <w:lsdException w:name="Medium Grid 2 Accent 1" w:uiPriority="68"/>
+    <w:lsdException w:name="Medium Grid 3 Accent 1" w:uiPriority="69"/>
+    <w:lsdException w:name="Dark List Accent 1" w:uiPriority="70"/>
+    <w:lsdException w:name="Colorful Shading Accent 1" w:uiPriority="71"/>
+    <w:lsdException w:name="Colorful List Accent 1" w:uiPriority="72"/>
+    <w:lsdException w:name="Colorful Grid Accent 1" w:uiPriority="73"/>
+    <w:lsdException w:name="Light Shading Accent 2" w:uiPriority="60"/>
+    <w:lsdException w:name="Light List Accent 2" w:uiPriority="61"/>
+    <w:lsdException w:name="Light Grid Accent 2" w:uiPriority="62"/>
+    <w:lsdException w:name="Medium Shading 1 Accent 2" w:uiPriority="63"/>
+    <w:lsdException w:name="Medium Shading 2 Accent 2" w:uiPriority="64"/>
+    <w:lsdException w:name="Medium List 1 Accent 2" w:uiPriority="65"/>
+    <w:lsdException w:name="Medium List 2 Accent 2" w:uiPriority="66"/>
+    <w:lsdException w:name="Medium Grid 1 Accent 2" w:uiPriority="67"/>
+    <w:lsdException w:name="Medium Grid 2 Accent 2" w:uiPriority="68"/>
+    <w:lsdException w:name="Medium Grid 3 Accent 2" w:uiPriority="69"/>
+    <w:lsdException w:name="Dark List Accent 2" w:uiPriority="70"/>
+    <w:lsdException w:name="Colorful Shading Accent 2" w:uiPriority="71"/>
+    <w:lsdException w:name="Colorful List Accent 2" w:uiPriority="72"/>
+    <w:lsdException w:name="Colorful Grid Accent 2" w:uiPriority="73"/>
+    <w:lsdException w:name="Light Shading Accent 3" w:uiPriority="60"/>
+    <w:lsdException w:name="Light List Accent 3" w:uiPriority="61"/>
+    <w:lsdException w:name="Light Grid Accent 3" w:uiPriority="62"/>
+    <w:lsdException w:name="Medium Shading 1 Accent 3" w:uiPriority="63"/>
+    <w:lsdException w:name="Medium Shading 2 Accent 3" w:uiPriority="64"/>
+    <w:lsdException w:name="Medium List 1 Accent 3" w:uiPriority="65"/>
+    <w:lsdException w:name="Medium List 2 Accent 3" w:uiPriority="66"/>
+    <w:lsdException w:name="Medium Grid 1 Accent 3" w:uiPriority="67"/>
+    <w:lsdException w:name="Medium Grid 2 Accent 3" w:uiPriority="68"/>
+    <w:lsdException w:name="Medium Grid 3 Accent 3" w:uiPriority="69"/>
+    <w:lsdException w:name="Dark List Accent 3" w:uiPriority="70"/>
+    <w:lsdException w:name="Colorful Shading Accent 3" w:uiPriority="71"/>
+    <w:lsdException w:name="Colorful List Accent 3" w:uiPriority="72"/>
+    <w:lsdException w:name="Colorful Grid Accent 3" w:uiPriority="73"/>
+    <w:lsdException w:name="Light Shading Accent 4" w:uiPriority="60"/>
+    <w:lsdException w:name="Light List Accent 4" w:uiPriority="61"/>
+    <w:lsdException w:name="Light Grid Accent 4" w:uiPriority="62"/>
+    <w:lsdException w:name="Medium Shading 1 Accent 4" w:uiPriority="63"/>
+    <w:lsdException w:name="Medium Shading 2 Accent 4" w:uiPriority="64"/>
+    <w:lsdException w:name="Medium List 1 Accent 4" w:uiPriority="65"/>
+    <w:lsdException w:name="Medium List 2 Accent 4" w:uiPriority="66"/>
+    <w:lsdException w:name="Medium Grid 1 Accent 4" w:uiPriority="67"/>
+    <w:lsdException w:name="Medium Grid 2 Accent 4" w:uiPriority="68"/>
+    <w:lsdException w:name="Medium Grid 3 Accent 4" w:uiPriority="69"/>
+    <w:lsdException w:name="Dark List Accent 4" w:uiPriority="70"/>
+    <w:lsdException w:name="Colorful Shading Accent 4" w:uiPriority="71"/>
+    <w:lsdException w:name="Colorful List Accent 4" w:uiPriority="72"/>
+    <w:lsdException w:name="Colorful Grid Accent 4" w:uiPriority="73"/>
+    <w:lsdException w:name="Light Shading Accent 5" w:uiPriority="60"/>
+    <w:lsdException w:name="Light List Accent 5" w:uiPriority="61"/>
+    <w:lsdException w:name="Light Grid Accent 5" w:uiPriority="62"/>
+    <w:lsdException w:name="Medium Shading 1 Accent 5" w:uiPriority="63"/>
+    <w:lsdException w:name="Medium Shading 2 Accent 5" w:uiPriority="64"/>
+    <w:lsdException w:name="Medium List 1 Accent 5" w:uiPriority="65"/>
+    <w:lsdException w:name="Medium List 2 Accent 5" w:uiPriority="66"/>
+    <w:lsdException w:name="Medium Grid 1 Accent 5" w:uiPriority="67"/>
+    <w:lsdException w:name="Medium Grid 2 Accent 5" w:uiPriority="68"/>
+    <w:lsdException w:name="Medium Grid 3 Accent 5" w:uiPriority="69"/>
+    <w:lsdException w:name="Dark List Accent 5" w:uiPriority="70"/>
+    <w:lsdException w:name="Colorful Shading Accent 5" w:uiPriority="71"/>
+    <w:lsdException w:name="Colorful List Accent 5" w:uiPriority="72"/>
+    <w:lsdException w:name="Colorful Grid Accent 5" w:uiPriority="73"/>
+    <w:lsdException w:name="Light Shading Accent 6" w:uiPriority="60"/>
+    <w:lsdException w:name="Light List Accent 6" w:uiPriority="61"/>
+    <w:lsdException w:name="Light Grid Accent 6" w:uiPriority="62"/>
+    <w:lsdException w:name="Medium Shading 1 Accent 6" w:uiPriority="63"/>
+    <w:lsdException w:name="Medium Shading 2 Accent 6" w:uiPriority="64"/>
+    <w:lsdException w:name="Medium List 1 Accent 6" w:uiPriority="65"/>
+    <w:lsdException w:name="Medium List 2 Accent 6" w:uiPriority="66"/>
+    <w:lsdException w:name="Medium Grid 1 Accent 6" w:uiPriority="67"/>
+    <w:lsdException w:name="Medium Grid 2 Accent 6" w:uiPriority="68"/>
+    <w:lsdException w:name="Medium Grid 3 Accent 6" w:uiPriority="69"/>
+    <w:lsdException w:name="Dark List Accent 6" w:uiPriority="70"/>
+    <w:lsdException w:name="Colorful Shading Accent 6" w:uiPriority="71"/>
+    <w:lsdException w:name="Colorful List Accent 6" w:uiPriority="72"/>
+    <w:lsdException w:name="Colorful Grid Accent 6" w:uiPriority="73"/>
+    <w:lsdException w:name="Subtle Emphasis" w:uiPriority="19" w:qFormat="1"/>
+    <w:lsdException w:name="Intense Emphasis" w:uiPriority="21" w:qFormat="1"/>
+    <w:lsdException w:name="Subtle Reference" w:uiPriority="31" w:qFormat="1"/>
+    <w:lsdException w:name="Intense Reference" w:uiPriority="32" w:qFormat="1"/>
+    <w:lsdException w:name="Book Title" w:uiPriority="33" w:qFormat="1"/>
+    <w:lsdException w:name="Bibliography" w:semiHidden="1" w:uiPriority="37" w:unhideWhenUsed="1"/>
+    <w:lsdException w:name="TOC Heading" w:semiHidden="1" w:uiPriority="39" w:unhideWhenUsed="1" w:qFormat="1"/>
+    <w:lsdException w:name="Plain Table 1" w:uiPriority="41"/>
+    <w:lsdException w:name="Plain Table 2" w:uiPriority="42"/>
+    <w:lsdException w:name="Plain Table 3" w:uiPriority="43"/>
+    <w:lsdException w:name="Plain Table 4" w:uiPriority="44"/>
+    <w:lsdException w:name="Plain Table 5" w:uiPriority="45"/>
+    <w:lsdException w:name="Grid Table Light" w:uiPriority="40"/>
+    <w:lsdException w:name="Grid Table 1 Light" w:uiPriority="46"/>
+    <w:lsdException w:name="Grid Table 2" w:uiPriority="47"/>
+    <w:lsdException w:name="Grid Table 3" w:uiPriority="48"/>
+    <w:lsdException w:name="Grid Table 4" w:uiPriority="49"/>
+    <w:lsdException w:name="Grid Table 5 Dark" w:uiPriority="50"/>
+    <w:lsdException w:name="Grid Table 6 Colorful" w:uiPriority="51"/>
+    <w:lsdException w:name="Grid Table 7 Colorful" w:uiPriority="52"/>
+    <w:lsdException w:name="Grid Table 1 Light Accent 1" w:uiPriority="46"/>
+    <w:lsdException w:name="Grid Table 2 Accent 1" w:uiPriority="47"/>
+    <w:lsdException w:name="Grid Table 3 Accent 1" w:uiPriority="48"/>
+    <w:lsdException w:name="Grid Table 4 Accent 1" w:uiPriority="49"/>
+    <w:lsdException w:name="Grid Table 5 Dark Accent 1" w:uiPriority="50"/>
+    <w:lsdException w:name="Grid Table 6 Colorful Accent 1" w:uiPriority="51"/>
+    <w:lsdException w:name="Grid Table 7 Colorful Accent 1" w:uiPriority="52"/>
+    <w:lsdException w:name="Grid Table 1 Light Accent 2" w:uiPriority="46"/>
+    <w:lsdException w:name="Grid Table 2 Accent 2" w:uiPriority="47"/>
+    <w:lsdException w:name="Grid Table 3 Accent 2" w:uiPriority="48"/>
+    <w:lsdException w:name="Grid Table 4 Accent 2" w:uiPriority="49"/>
+    <w:lsdException w:name="Grid Table 5 Dark Accent 2" w:uiPriority="50"/>
+    <w:lsdException w:name="Grid Table 6 Colorful Accent 2" w:uiPriority="51"/>
+    <w:lsdException w:name="Grid Table 7 Colorful Accent 2" w:uiPriority="52"/>
+    <w:lsdException w:name="Grid Table 1 Light Accent 3" w:uiPriority="46"/>
+    <w:lsdException w:name="Grid Table 2 Accent 3" w:uiPriority="47"/>
+    <w:lsdException w:name="Grid Table 3 Accent 3" w:uiPriority="48"/>
+    <w:lsdException w:name="Grid Table 4 Accent 3" w:uiPriority="49"/>
+    <w:lsdException w:name="Grid Table 5 Dark Accent 3" w:uiPriority="50"/>
+    <w:lsdException w:name="Grid Table 6 Colorful Accent 3" w:uiPriority="51"/>
+    <w:lsdException w:name="Grid Table 7 Colorful Accent 3" w:uiPriority="52"/>
+    <w:lsdException w:name="Grid Table 1 Light Accent 4" w:uiPriority="46"/>
+    <w:lsdException w:name="Grid Table 2 Accent 4" w:uiPriority="47"/>
+    <w:lsdException w:name="Grid Table 3 Accent 4" w:uiPriority="48"/>
+    <w:lsdException w:name="Grid Table 4 Accent 4" w:uiPriority="49"/>
+    <w:lsdException w:name="Grid Table 5 Dark Accent 4" w:uiPriority="50"/>
+    <w:lsdException w:name="Grid Table 6 Colorful Accent 4" w:uiPriority="51"/>
+    <w:lsdException w:name="Grid Table 7 Colorful Accent 4" w:uiPriority="52"/>
+    <w:lsdException w:name="Grid Table 1 Light Accent 5" w:uiPriority="46"/>
+    <w:lsdException w:name="Grid Table 2 Accent 5" w:uiPriority="47"/>
+    <w:lsdException w:name="Grid Table 3 Accent 5" w:uiPriority="48"/>
+    <w:lsdException w:name="Grid Table 4 Accent 5" w:uiPriority="49"/>
+    <w:lsdException w:name="Grid Table 5 Dark Accent 5" w:uiPriority="50"/>
+    <w:lsdException w:name="Grid Table 6 Colorful Accent 5" w:uiPriority="51"/>
+    <w:lsdException w:name="Grid Table 7 Colorful Accent 5" w:uiPriority="52"/>
+    <w:lsdException w:name="Grid Table 1 Light Accent 6" w:uiPriority="46"/>
+    <w:lsdException w:name="Grid Table 2 Accent 6" w:uiPriority="47"/>
+    <w:lsdException w:name="Grid Table 3 Accent 6" w:uiPriority="48"/>
+    <w:lsdException w:name="Grid Table 4 Accent 6" w:uiPriority="49"/>
+    <w:lsdException w:name="Grid Table 5 Dark Accent 6" w:uiPriority="50"/>
+    <w:lsdException w:name="Grid Table 6 Colorful Accent 6" w:uiPriority="51"/>
+    <w:lsdException w:name="Grid Table 7 Colorful Accent 6" w:uiPriority="52"/>
+    <w:lsdException w:name="List Table 1 Light" w:uiPriority="46"/>
+    <w:lsdException w:name="List Table 2" w:uiPriority="47"/>
+    <w:lsdException w:name="List Table 3" w:uiPriority="48"/>
+    <w:lsdException w:name="List Table 4" w:uiPriority="49"/>
+    <w:lsdException w:name="List Table 5 Dark" w:uiPriority="50"/>
+    <w:lsdException w:name="List Table 6 Colorful" w:uiPriority="51"/>
+    <w:lsdException w:name="List Table 7 Colorful" w:uiPriority="52"/>
+    <w:lsdException w:name="List Table 1 Light Accent 1" w:uiPriority="46"/>
+    <w:lsdException w:name="List Table 2 Accent 1" w:uiPriority="47"/>
+    <w:lsdException w:name="List Table 3 Accent 1" w:uiPriority="48"/>
+    <w:lsdException w:name="List Table 4 Accent 1" w:uiPriority="49"/>
+    <w:lsdException w:name="List Table 5 Dark Accent 1" w:uiPriority="50"/>
+    <w:lsdException w:name="List Table 6 Colorful Accent 1" w:uiPriority="51"/>
+    <w:lsdException w:name="List Table 7 Colorful Accent 1" w:uiPriority="52"/>
+    <w:lsdException w:name="List Table 1 Light Accent 2" w:uiPriority="46"/>
+    <w:lsdException w:name="List Table 2 Accent 2" w:uiPriority="47"/>
+    <w:lsdException w:name="List Table 3 Accent 2" w:uiPriority="48"/>
+    <w:lsdException w:name="List Table 4 Accent 2" w:uiPriority="49"/>
+    <w:lsdException w:name="List Table 5 Dark Accent 2" w:uiPriority="50"/>
+    <w:lsdException w:name="List Table 6 Colorful Accent 2" w:uiPriority="51"/>
+    <w:lsdException w:name="List Table 7 Colorful Accent 2" w:uiPriority="52"/>
+    <w:lsdException w:name="List Table 1 Light Accent 3" w:uiPriority="46"/>
+    <w:lsdException w:name="List Table 2 Accent 3" w:uiPriority="47"/>
+    <w:lsdException w:name="List Table 3 Accent 3" w:uiPriority="48"/>
+    <w:lsdException w:name="List Table 4 Accent 3" w:uiPriority="49"/>
+    <w:lsdException w:name="List Table 5 Dark Accent 3" w:uiPriority="50"/>
+    <w:lsdException w:name="List Table 6 Colorful Accent 3" w:uiPriority="51"/>
+    <w:lsdException w:name="List Table 7 Colorful Accent 3" w:uiPriority="52"/>
+    <w:lsdException w:name="List Table 1 Light Accent 4" w:uiPriority="46"/>
+    <w:lsdException w:name="List Table 2 Accent 4" w:uiPriority="47"/>
+    <w:lsdException w:name="List Table 3 Accent 4" w:uiPriority="48"/>
+    <w:lsdException w:name="List Table 4 Accent 4" w:uiPriority="49"/>
+    <w:lsdException w:name="List Table 5 Dark Accent 4" w:uiPriority="50"/>
+    <w:lsdException w:name="List Table 6 Colorful Accent 4" w:uiPriority="51"/>
+    <w:lsdException w:name="List Table 7 Colorful Accent 4" w:uiPriority="52"/>
+    <w:lsdException w:name="List Table 1 Light Accent 5" w:uiPriority="46"/>
+    <w:lsdException w:name="List Table 2 Accent 5" w:uiPriority="47"/>
+    <w:lsdException w:name="List Table 3 Accent 5" w:uiPriority="48"/>
+    <w:lsdException w:name="List Table 4 Accent 5" w:uiPriority="49"/>
+    <w:lsdException w:name="List Table 5 Dark Accent 5" w:uiPriority="50"/>
+    <w:lsdException w:name="List Table 6 Colorful Accent 5" w:uiPriority="51"/>
+    <w:lsdException w:name="List Table 7 Colorful Accent 5" w:uiPriority="52"/>
+    <w:lsdException w:name="List Table 1 Light Accent 6" w:uiPriority="46"/>
+    <w:lsdException w:name="List Table 2 Accent 6" w:uiPriority="47"/>
+    <w:lsdException w:name="List Table 3 Accent 6" w:uiPriority="48"/>
+    <w:lsdException w:name="List Table 4 Accent 6" w:uiPriority="49"/>
+    <w:lsdException w:name="List Table 5 Dark Accent 6" w:uiPriority="50"/>
+    <w:lsdException w:name="List Table 6 Colorful Accent 6" w:uiPriority="51"/>
+    <w:lsdException w:name="List Table 7 Colorful Accent 6" w:uiPriority="52"/>
+    <w:lsdException w:name="Mention" w:semiHidden="1" w:unhideWhenUsed="1"/>
+    <w:lsdException w:name="Smart Hyperlink" w:semiHidden="1" w:unhideWhenUsed="1"/>
+    <w:lsdException w:name="Hashtag" w:semiHidden="1" w:unhideWhenUsed="1"/>
+    <w:lsdException w:name="Unresolved Mention" w:semiHidden="1" w:unhideWhenUsed="1"/>
+    <w:lsdException w:name="Smart Link" w:semiHidden="1" w:unhideWhenUsed="1"/>
+  </w:latentStyles>
+  <w:style w:type="paragraph" w:default="1" w:styleId="Normal">
+    <w:name w:val="Normal"/>
+    <w:qFormat/>
   </w:style>
   <w:style w:type="paragraph" w:styleId="Heading1">
     <w:name w:val="heading 1"/>
     <w:basedOn w:val="Normal"/>
     <w:next w:val="Normal"/>
+    <w:uiPriority w:val="9"/>
+    <w:qFormat/>
     <w:pPr>
-      <w:keepNext w:val="1"/>
-      <w:keepLines w:val="1"/>
-      <w:pageBreakBefore w:val="0"/>
-      <w:spacing w:after="120" w:before="480" w:lineRule="auto"/>
+      <w:keepNext/>
+      <w:keepLines/>
+      <w:spacing w:before="480" w:after="120"/>
+      <w:outlineLvl w:val="0"/>
     </w:pPr>
     <w:rPr>
-      <w:b w:val="1"/>
+      <w:b/>
       <w:sz w:val="48"/>
       <w:szCs w:val="48"/>
     </w:rPr>
@@ -884,14 +1207,18 @@
     <w:name w:val="heading 2"/>
     <w:basedOn w:val="Normal"/>
     <w:next w:val="Normal"/>
+    <w:uiPriority w:val="9"/>
+    <w:semiHidden/>
+    <w:unhideWhenUsed/>
+    <w:qFormat/>
     <w:pPr>
-      <w:keepNext w:val="1"/>
-      <w:keepLines w:val="1"/>
-      <w:pageBreakBefore w:val="0"/>
-      <w:spacing w:after="80" w:before="360" w:lineRule="auto"/>
+      <w:keepNext/>
+      <w:keepLines/>
+      <w:spacing w:before="360" w:after="80"/>
+      <w:outlineLvl w:val="1"/>
     </w:pPr>
     <w:rPr>
-      <w:b w:val="1"/>
+      <w:b/>
       <w:sz w:val="36"/>
       <w:szCs w:val="36"/>
     </w:rPr>
@@ -900,14 +1227,18 @@
     <w:name w:val="heading 3"/>
     <w:basedOn w:val="Normal"/>
     <w:next w:val="Normal"/>
+    <w:uiPriority w:val="9"/>
+    <w:semiHidden/>
+    <w:unhideWhenUsed/>
+    <w:qFormat/>
     <w:pPr>
-      <w:keepNext w:val="1"/>
-      <w:keepLines w:val="1"/>
-      <w:pageBreakBefore w:val="0"/>
-      <w:spacing w:after="80" w:before="280" w:lineRule="auto"/>
+      <w:keepNext/>
+      <w:keepLines/>
+      <w:spacing w:before="280" w:after="80"/>
+      <w:outlineLvl w:val="2"/>
     </w:pPr>
     <w:rPr>
-      <w:b w:val="1"/>
+      <w:b/>
       <w:sz w:val="28"/>
       <w:szCs w:val="28"/>
     </w:rPr>
@@ -916,14 +1247,18 @@
     <w:name w:val="heading 4"/>
     <w:basedOn w:val="Normal"/>
     <w:next w:val="Normal"/>
+    <w:uiPriority w:val="9"/>
+    <w:semiHidden/>
+    <w:unhideWhenUsed/>
+    <w:qFormat/>
     <w:pPr>
-      <w:keepNext w:val="1"/>
-      <w:keepLines w:val="1"/>
-      <w:pageBreakBefore w:val="0"/>
-      <w:spacing w:after="40" w:before="240" w:lineRule="auto"/>
+      <w:keepNext/>
+      <w:keepLines/>
+      <w:spacing w:before="240" w:after="40"/>
+      <w:outlineLvl w:val="3"/>
     </w:pPr>
     <w:rPr>
-      <w:b w:val="1"/>
+      <w:b/>
       <w:sz w:val="24"/>
       <w:szCs w:val="24"/>
     </w:rPr>
@@ -932,80 +1267,82 @@
     <w:name w:val="heading 5"/>
     <w:basedOn w:val="Normal"/>
     <w:next w:val="Normal"/>
+    <w:uiPriority w:val="9"/>
+    <w:semiHidden/>
+    <w:unhideWhenUsed/>
+    <w:qFormat/>
     <w:pPr>
-      <w:keepNext w:val="1"/>
-      <w:keepLines w:val="1"/>
-      <w:pageBreakBefore w:val="0"/>
-      <w:spacing w:after="40" w:before="220" w:lineRule="auto"/>
+      <w:keepNext/>
+      <w:keepLines/>
+      <w:spacing w:before="220" w:after="40"/>
+      <w:outlineLvl w:val="4"/>
     </w:pPr>
     <w:rPr>
-      <w:b w:val="1"/>
-      <w:sz w:val="22"/>
-      <w:szCs w:val="22"/>
+      <w:b/>
     </w:rPr>
   </w:style>
   <w:style w:type="paragraph" w:styleId="Heading6">
     <w:name w:val="heading 6"/>
     <w:basedOn w:val="Normal"/>
     <w:next w:val="Normal"/>
+    <w:uiPriority w:val="9"/>
+    <w:semiHidden/>
+    <w:unhideWhenUsed/>
+    <w:qFormat/>
     <w:pPr>
-      <w:keepNext w:val="1"/>
-      <w:keepLines w:val="1"/>
-      <w:pageBreakBefore w:val="0"/>
-      <w:spacing w:after="40" w:before="200" w:lineRule="auto"/>
+      <w:keepNext/>
+      <w:keepLines/>
+      <w:spacing w:before="200" w:after="40"/>
+      <w:outlineLvl w:val="5"/>
     </w:pPr>
     <w:rPr>
-      <w:b w:val="1"/>
+      <w:b/>
       <w:sz w:val="20"/>
       <w:szCs w:val="20"/>
     </w:rPr>
+  </w:style>
+  <w:style w:type="character" w:default="1" w:styleId="DefaultParagraphFont">
+    <w:name w:val="Default Paragraph Font"/>
+    <w:uiPriority w:val="1"/>
+    <w:unhideWhenUsed/>
+  </w:style>
+  <w:style w:type="table" w:default="1" w:styleId="TableNormal">
+    <w:name w:val="Normal Table"/>
+    <w:uiPriority w:val="99"/>
+    <w:semiHidden/>
+    <w:unhideWhenUsed/>
+    <w:tblPr>
+      <w:tblInd w:w="0" w:type="dxa"/>
+      <w:tblCellMar>
+        <w:top w:w="0" w:type="dxa"/>
+        <w:left w:w="108" w:type="dxa"/>
+        <w:bottom w:w="0" w:type="dxa"/>
+        <w:right w:w="108" w:type="dxa"/>
+      </w:tblCellMar>
+    </w:tblPr>
+  </w:style>
+  <w:style w:type="numbering" w:default="1" w:styleId="NoList">
+    <w:name w:val="No List"/>
+    <w:uiPriority w:val="99"/>
+    <w:semiHidden/>
+    <w:unhideWhenUsed/>
   </w:style>
   <w:style w:type="paragraph" w:styleId="Title">
     <w:name w:val="Title"/>
     <w:basedOn w:val="Normal"/>
     <w:next w:val="Normal"/>
+    <w:uiPriority w:val="10"/>
+    <w:qFormat/>
     <w:pPr>
-      <w:keepNext w:val="1"/>
-      <w:keepLines w:val="1"/>
-      <w:pageBreakBefore w:val="0"/>
-      <w:spacing w:after="120" w:before="480" w:lineRule="auto"/>
+      <w:keepNext/>
+      <w:keepLines/>
+      <w:spacing w:before="480" w:after="120"/>
     </w:pPr>
     <w:rPr>
-      <w:b w:val="1"/>
+      <w:b/>
       <w:sz w:val="72"/>
       <w:szCs w:val="72"/>
     </w:rPr>
-  </w:style>
-  <w:style w:type="paragraph" w:styleId="Normal" w:default="1">
-    <w:name w:val="Normal"/>
-    <w:qFormat w:val="1"/>
-  </w:style>
-  <w:style w:type="character" w:styleId="DefaultParagraphFont" w:default="1">
-    <w:name w:val="Default Paragraph Font"/>
-    <w:uiPriority w:val="1"/>
-    <w:semiHidden w:val="1"/>
-    <w:unhideWhenUsed w:val="1"/>
-  </w:style>
-  <w:style w:type="table" w:styleId="TableNormal" w:default="1">
-    <w:name w:val="Normal Table"/>
-    <w:uiPriority w:val="99"/>
-    <w:semiHidden w:val="1"/>
-    <w:unhideWhenUsed w:val="1"/>
-    <w:tblPr>
-      <w:tblInd w:w="0.0" w:type="dxa"/>
-      <w:tblCellMar>
-        <w:top w:w="0.0" w:type="dxa"/>
-        <w:left w:w="108.0" w:type="dxa"/>
-        <w:bottom w:w="0.0" w:type="dxa"/>
-        <w:right w:w="108.0" w:type="dxa"/>
-      </w:tblCellMar>
-    </w:tblPr>
-  </w:style>
-  <w:style w:type="numbering" w:styleId="NoList" w:default="1">
-    <w:name w:val="No List"/>
-    <w:uiPriority w:val="99"/>
-    <w:semiHidden w:val="1"/>
-    <w:unhideWhenUsed w:val="1"/>
   </w:style>
   <w:style w:type="table" w:styleId="TableGrid">
     <w:name w:val="Table Grid"/>
@@ -1017,12 +1354,12 @@
     </w:pPr>
     <w:tblPr>
       <w:tblBorders>
-        <w:top w:color="auto" w:space="0" w:sz="4" w:val="single"/>
-        <w:left w:color="auto" w:space="0" w:sz="4" w:val="single"/>
-        <w:bottom w:color="auto" w:space="0" w:sz="4" w:val="single"/>
-        <w:right w:color="auto" w:space="0" w:sz="4" w:val="single"/>
-        <w:insideH w:color="auto" w:space="0" w:sz="4" w:val="single"/>
-        <w:insideV w:color="auto" w:space="0" w:sz="4" w:val="single"/>
+        <w:top w:val="single" w:sz="4" w:space="0" w:color="auto"/>
+        <w:left w:val="single" w:sz="4" w:space="0" w:color="auto"/>
+        <w:bottom w:val="single" w:sz="4" w:space="0" w:color="auto"/>
+        <w:right w:val="single" w:sz="4" w:space="0" w:color="auto"/>
+        <w:insideH w:val="single" w:sz="4" w:space="0" w:color="auto"/>
+        <w:insideV w:val="single" w:sz="4" w:space="0" w:color="auto"/>
       </w:tblBorders>
     </w:tblPr>
   </w:style>
@@ -1030,10 +1367,10 @@
     <w:name w:val="Hyperlink"/>
     <w:basedOn w:val="DefaultParagraphFont"/>
     <w:uiPriority w:val="99"/>
-    <w:unhideWhenUsed w:val="1"/>
+    <w:unhideWhenUsed/>
     <w:rsid w:val="003C4A8E"/>
     <w:rPr>
-      <w:color w:val="0563c1" w:themeColor="hyperlink"/>
+      <w:color w:val="0563C1" w:themeColor="hyperlink"/>
       <w:u w:val="single"/>
     </w:rPr>
   </w:style>
@@ -1041,33 +1378,34 @@
     <w:name w:val="Unresolved Mention"/>
     <w:basedOn w:val="DefaultParagraphFont"/>
     <w:uiPriority w:val="99"/>
-    <w:semiHidden w:val="1"/>
-    <w:unhideWhenUsed w:val="1"/>
+    <w:semiHidden/>
+    <w:unhideWhenUsed/>
     <w:rsid w:val="003C4A8E"/>
     <w:rPr>
-      <w:color w:val="605e5c"/>
-      <w:shd w:color="auto" w:fill="e1dfdd" w:val="clear"/>
+      <w:color w:val="605E5C"/>
+      <w:shd w:val="clear" w:color="auto" w:fill="E1DFDD"/>
     </w:rPr>
   </w:style>
   <w:style w:type="paragraph" w:styleId="Subtitle">
     <w:name w:val="Subtitle"/>
     <w:basedOn w:val="Normal"/>
     <w:next w:val="Normal"/>
+    <w:uiPriority w:val="11"/>
+    <w:qFormat/>
     <w:pPr>
-      <w:keepNext w:val="1"/>
-      <w:keepLines w:val="1"/>
-      <w:pageBreakBefore w:val="0"/>
-      <w:spacing w:after="80" w:before="360" w:lineRule="auto"/>
+      <w:keepNext/>
+      <w:keepLines/>
+      <w:spacing w:before="360" w:after="80"/>
     </w:pPr>
     <w:rPr>
-      <w:rFonts w:ascii="Georgia" w:cs="Georgia" w:eastAsia="Georgia" w:hAnsi="Georgia"/>
-      <w:i w:val="1"/>
+      <w:rFonts w:ascii="Georgia" w:eastAsia="Georgia" w:hAnsi="Georgia" w:cs="Georgia"/>
+      <w:i/>
       <w:color w:val="666666"/>
       <w:sz w:val="48"/>
       <w:szCs w:val="48"/>
     </w:rPr>
   </w:style>
-  <w:style w:type="table" w:styleId="Table1">
+  <w:style w:type="table" w:customStyle="1" w:styleId="a">
     <w:basedOn w:val="TableNormal"/>
     <w:pPr>
       <w:spacing w:after="0" w:line="240" w:lineRule="auto"/>
@@ -1075,15 +1413,9 @@
     <w:tblPr>
       <w:tblStyleRowBandSize w:val="1"/>
       <w:tblStyleColBandSize w:val="1"/>
-      <w:tblCellMar>
-        <w:top w:w="0.0" w:type="dxa"/>
-        <w:left w:w="108.0" w:type="dxa"/>
-        <w:bottom w:w="0.0" w:type="dxa"/>
-        <w:right w:w="108.0" w:type="dxa"/>
-      </w:tblCellMar>
     </w:tblPr>
   </w:style>
-  <w:style w:type="table" w:styleId="Table2">
+  <w:style w:type="table" w:customStyle="1" w:styleId="a0">
     <w:basedOn w:val="TableNormal"/>
     <w:pPr>
       <w:spacing w:after="0" w:line="240" w:lineRule="auto"/>
@@ -1091,12 +1423,6 @@
     <w:tblPr>
       <w:tblStyleRowBandSize w:val="1"/>
       <w:tblStyleColBandSize w:val="1"/>
-      <w:tblCellMar>
-        <w:top w:w="0.0" w:type="dxa"/>
-        <w:left w:w="108.0" w:type="dxa"/>
-        <w:bottom w:w="0.0" w:type="dxa"/>
-        <w:right w:w="108.0" w:type="dxa"/>
-      </w:tblCellMar>
     </w:tblPr>
   </w:style>
 </w:styles>
@@ -1397,17 +1723,17 @@
 </a:theme>
 </file>
 
-<file path=customXML/item1.xml><?xml version="1.0" encoding="utf-8"?>
+<file path=customXml/item1.xml><?xml version="1.0" encoding="utf-8"?>
 <go:gDocsCustomXmlDataStorage xmlns:go="http://customooxmlschemas.google.com/" xmlns:r="http://schemas.openxmlformats.org/officeDocument/2006/relationships" uri="GoogleDocsCustomDataVersion2">
   <go:docsCustomData xmlns:go="http://customooxmlschemas.google.com/" roundtripDataSignature="AMtx7mg67hPgH3unF8wV6Cv+06qI5n9aJw==">CgMxLjA4AHIhMWJTX1JHZWtMcS1oMGVzS2JZNWFHc1E4QXlQZ281SnZT</go:docsCustomData>
 </go:gDocsCustomXmlDataStorage>
 </file>
 
-<file path=customXML/itemProps1.xml><?xml version="1.0" encoding="utf-8"?>
+<file path=customXml/itemProps1.xml><?xml version="1.0" encoding="utf-8"?>
 <ds:datastoreItem xmlns:ds="http://schemas.openxmlformats.org/officeDocument/2006/customXml" ds:itemID="{11111111-1234-1234-1234-123412341234}">
   <ds:schemaRefs>
+    <ds:schemaRef ds:uri="http://customooxmlschemas.google.com/"/>
     <ds:schemaRef ds:uri="http://schemas.openxmlformats.org/officeDocument/2006/relationships"/>
-    <ds:schemaRef ds:uri="http://customooxmlschemas.google.com/"/>
   </ds:schemaRefs>
 </ds:datastoreItem>
 </file>